--- a/paper/ProjectPhantom_Final.docx
+++ b/paper/ProjectPhantom_Final.docx
@@ -162,7 +162,7 @@
                 <w:sz w:val="22"/>
                 <w:szCs w:val="22"/>
               </w:rPr>
-              <w:t xml:space="preserve">Deepfake technologies enabled by generative artificial intelligence are rapidly transforming digital media creation and manipulation. These technologies leverage Generative Adversarial Networks (GANs), diffusion models, and transformer-based architectures to produce highly realistic synthetic audio, video, and images that convincingly mimic authentic content. While these tools offer measurable benefits in education, accessibility, and creative industries, they simultaneously introduce substantial risks — including large-scale misinformation, identity impersonation, financial fraud, and the erosion of public trust in digital communication. This research examines deepfake technologies through three interconnected lenses: ethical implications, cybersecurity threats, and governance challenges. Through a structured literature review spanning 2021–2026 and a comparative analysis of detection techniques and policy frameworks across jurisdictions, we identify critical gaps in existing mitigation approaches. Our findings demonstrate that: (1) detection methods are consistently outpaced by advances in generative modeling; (2) legal frameworks remain fragmented and jurisdiction-specific; and (3) effective governance requires integrated technical, ethical, and policy responses. This paper contributes a synthesized multi-dimensional analysis intended to guide responsible development, deployment, and regulation of generative AI systems. The project repository — including documentation, literature review materials, and supplementary analysis — is publicly accessible at the DSU SharePoint link provided in Section 3.</w:t>
+              <w:t xml:space="preserve">Deepfake technologies enabled by generative artificial intelligence are rapidly transforming digital media creation and manipulation. These technologies leverage Generative Adversarial Networks (GANs), diffusion models, and transformer-based architectures to produce highly realistic synthetic audio, video, and images that convincingly mimic authentic content. While these tools offer measurable benefits in education, accessibility, and creative industries, they simultaneously introduce substantial risks — including large-scale misinformation, identity impersonation, financial fraud, and the erosion of public trust in digital communication. This research examines deepfake technologies through three interconnected lenses: ethical implications, cybersecurity threats, and governance challenges. Through a structured literature review spanning 2021–2026 and a comparative analysis of detection techniques and policy frameworks across jurisdictions, we identify critical gaps in existing mitigation approaches. Our findings demonstrate that: (1) detection methods are consistently outpaced by advances in generative modeling; (2) legal frameworks remain fragmented and jurisdiction-specific; and (3) effective governance requires integrated technical, ethical, and policy responses. This paper contributes a synthesized multi-dimensional analysis intended to guide responsible development, deployment, and regulation of generative AI systems. The project repository — including all supplementary materials, annotated bibliography, detection comparison data, and governance analysis — is publicly accessible on GitHub at https://github.com/DSUcyberops/csc727 and is described in Section 4.3.</w:t>
             </w:r>
           </w:p>
         </w:tc>
@@ -248,7 +248,7 @@
           <w:sz w:val="22"/>
           <w:szCs w:val="22"/>
         </w:rPr>
-        <w:t xml:space="preserve">This study examines the deepfake challenge across three primary dimensions: (1) ethical implications — consent, identity ownership, fairness in detection systems, and psychological harm; (2) cybersecurity and fraud risks — including documented attack typologies and effectiveness of current detection approaches; and (3) governance frameworks and mitigation strategies — identifying gaps and providing recommendations spanning technical, legal, and policy domains. The goal is to synthesize current knowledge across these dimensions and provide actionable insights for researchers, practitioners, and policymakers. The remainder of this paper is organized as follows: Section 2 reviews related literature; Section 3 states the research questions; Section 4 describes the methodology and project repository; Sections 5 and 6 present findings on cybersecurity risks and detection techniques; Section 7 reviews governance approaches; Section 8 addresses ethical considerations; Section 9 discusses limitations; Section 10 presents the discussion and findings addressing each research question; and Section 11 concludes the paper.</w:t>
+        <w:t xml:space="preserve">This study examines the deepfake challenge across three primary dimensions: (1) technical detection — what current methods can and cannot reliably identify, and under what conditions they fail; (2) cybersecurity and fraud risks — the documented and emerging attack vectors that deepfakes enable, extending well beyond disinformation; and (3) governance frameworks and mitigation strategies — the legal, regulatory, and institutional mechanisms that currently exist and the critical gaps that remain. These three dimensions are not independent: the feasibility of governance depends on what detection can deliver, and the priorities of detection research are shaped by the harms that governance is trying to prevent. A study that addresses only one or two of them will produce recommendations that are either technically infeasible or institutionally ungrounded. The goal of this integrated synthesis is to provide researchers, practitioners, and policymakers with a unified view of where these three dimensions converge, where they conflict, and where coordinated action across all three is most urgently needed. The remainder of this paper is organized as follows: Section 2 reviews related literature and identifies the research gap; Section 3 states the research questions; Section 4 describes the methodology and project repository; Sections 5 and 6 present findings on cybersecurity risks and detection techniques; Section 7 reviews governance approaches; Section 8 addresses ethical considerations; Section 9 discusses limitations; Section 10 presents the discussion and findings addressing each research question; and Section 11 concludes the paper.</w:t>
       </w:r>
     </w:p>
     <w:p>
@@ -275,7 +275,7 @@
           <w:sz w:val="22"/>
           <w:szCs w:val="22"/>
         </w:rPr>
-        <w:t xml:space="preserve">The literature on deepfake technologies spans computer vision, natural language processing, cybersecurity, ethics, and law. This section reviews the most relevant recent contributions across four sub-domains and positions the present work relative to each body of research. Where existing studies provide foundational knowledge, this paper extends their synthesis; where they reveal gaps, this paper explicitly addresses them.</w:t>
+        <w:t xml:space="preserve">The literature on deepfake technologies spans computer vision, natural language processing, cybersecurity, ethics, and law. This section reviews the most relevant recent contributions across four sub-domains, explicitly compares their methodological approaches and findings, and identifies the research gap that this paper addresses. Prior surveys have typically examined one dimension in depth — detection methods, societal impact, or governance — but have not integrated all three into a unified comparative analysis. This paper's primary contribution is precisely that integration.</w:t>
       </w:r>
     </w:p>
     <w:p>
@@ -302,7 +302,7 @@
           <w:sz w:val="22"/>
           <w:szCs w:val="22"/>
         </w:rPr>
-        <w:t xml:space="preserve">Khan et al. (2025) provide a comprehensive review of adversarially robust deepfake detection systems, demonstrating that no single detection method achieves robust performance across all modalities. Their categorization of detection approaches into visual artifact analysis, biological signal detection, and neural network-based classifiers forms the basis of the comparative framework in Table 2 of this paper, which this study extends with two additional evaluation dimensions: adversarial robustness and real-time deployment feasibility. Soundarya and Gururaj (2026) show that detection models trained on GAN-generated media fail substantially against diffusion-based synthetic content, underscoring the need for architecture-agnostic approaches — a finding this paper incorporates into its governance recommendations by calling for adaptive regulatory mechanisms that parallel technical evolution.</w:t>
+        <w:t xml:space="preserve">Detection research is the most active sub-field in the deepfake literature, yet it is also characterized by a fundamental and persistent tension: benchmark accuracy and real-world generalization point in opposite directions. Khan et al. (2025) provide the most comprehensive adversarial robustness review, categorizing detection methods into visual artifact analysis, biological signal detection, and neural network-based classifiers. Critically, they demonstrate that no single method achieves robust performance across all modalities — a cross-method comparative finding that contrasts with the single-method optimism typical of individual detection papers. The present study adopts Khan et al.'s categorization and extends it with two additional evaluation dimensions absent from their framework: real-time deployment feasibility and adversarial robustness under distribution shift.</w:t>
       </w:r>
     </w:p>
     <w:p>
@@ -316,7 +316,7 @@
           <w:sz w:val="22"/>
           <w:szCs w:val="22"/>
         </w:rPr>
-        <w:t xml:space="preserve">Gong and Li (2024) identify dataset bias as a primary limitation, noting that most benchmark datasets are constructed under controlled conditions that do not reflect real-world deepfake distribution, thereby inflating reported accuracy metrics. Liu et al. (2025) demonstrate that diffusion models produce fewer detectable visual artifacts than GANs, posing fundamental challenges for pixel-level detection. Lin et al. (2025) find significant performance degradation when detection models are deployed outside their training distribution, emphasizing the need for ecologically valid evaluation protocols. Doloriel et al. (2025) propose frequency-domain masking for improved cross-architecture generalization, demonstrating that spectral features substantially outperform pixel-level features when evaluated across multiple generation paradigms — the strongest single result reported in the reviewed literature for detection generalization.</w:t>
+        <w:t xml:space="preserve">Three papers directly address the generalization crisis, but from different angles. Soundarya and Gururaj (2026) approach it architecturally, showing that detectors fail when generative architecture changes (GAN to diffusion). Gong and Li (2024) approach it statistically, demonstrating that benchmark datasets are constructed under conditions that inflate accuracy and do not reflect real-world distribution. Lin et al. (2025) approach it operationally, documenting consistent degradation when detectors are deployed outside their training environment. Together these three studies converge on the same conclusion — detection accuracy claims cannot be taken at face value — but each reaches that conclusion through a distinct methodology, which explains why the problem has persisted despite being identified by multiple groups. Liu et al. (2025) complete the picture by establishing that diffusion-based generation is qualitatively different from GAN-based generation in terms of artifact production, making GAN-trained detectors not merely weaker on diffusion content but architecturally mismatched. The one clear advance is Doloriel et al. (2025), whose frequency-domain masking achieves the highest cross-architecture generalization of any method in the reviewed literature — the only result that addresses the generalization crisis rather than merely documenting it.</w:t>
       </w:r>
     </w:p>
     <w:p>
@@ -370,7 +370,7 @@
           <w:sz w:val="22"/>
           <w:szCs w:val="22"/>
         </w:rPr>
-        <w:t xml:space="preserve">Martinek (2025) demonstrates that linguistic patterns — including urgency markers, inconsistent authority claims, and syntactic anomalies — serve as useful signals for identifying manipulated media in transcript-based analysis. Singh et al. (2025) show that multimodal approaches combining visual, audio, and metadata signals consistently outperform single-modality systems, though computational overhead limits real-time deployment feasibility. This tension between accuracy and deployability is a central theme in the detection analysis of Section 6.</w:t>
+        <w:t xml:space="preserve">Martinek (2025) and Singh et al. (2025) represent two complementary advances in detection, but they operate at different levels of abstraction. Martinek demonstrates that linguistic signals alone — without access to any audio or video — can discriminate deepfake advertisements from authentic ones with meaningful accuracy. Singh et al. establish that combining linguistic signals with visual and audio modalities further improves performance. The practical implication is a detection hierarchy: linguistic analysis is cheap and architecture-agnostic; audio analysis adds coverage at moderate cost; visual analysis adds further coverage at higher cost; and ensemble integration yields maximum performance at maximum cost. This hierarchy is not made explicit in either paper but is the appropriate synthesis for practitioners making deployment tradeoffs. The key gap neither paper addresses is how to select an optimal point on this hierarchy for a given deployment context — a question this paper's five-dimension framework in Table 2 is designed to help answer.</w:t>
       </w:r>
     </w:p>
     <w:p>
@@ -398,6 +398,61 @@
           <w:szCs w:val="22"/>
         </w:rPr>
         <w:t xml:space="preserve">Bateman et al. (2025), writing in Computer Law and Security Review, propose a legal framework for deepfake governance grounded in human rights principles, centering the right to informational self-determination and the right to truth. This paper builds on that framework by evaluating it against concrete jurisdictional examples, including the EU AI Act, U.S. state legislation, and Chinese national regulations, revealing cross-border inconsistencies not yet comprehensively synthesized in prior work. Patel et al. (2026) integrate detection and content provenance tracking into an AI-driven multi-stakeholder governance model that includes platforms, regulators, and civil society; this paper adopts that model as the basis for governance recommendations in Section 7.3 while identifying practical implementation barriers the original framework does not fully address.</w:t>
+      </w:r>
+    </w:p>
+    <w:p>
+      <w:pPr>
+        <w:pStyle w:val="Heading2"/>
+      </w:pPr>
+      <w:r>
+        <w:rPr>
+          <w:rFonts w:ascii="Times New Roman" w:cs="Times New Roman" w:eastAsia="Times New Roman" w:hAnsi="Times New Roman"/>
+          <w:b/>
+          <w:bCs/>
+        </w:rPr>
+        <w:t xml:space="preserve">2.5  Research Gap and Contribution of This Paper</w:t>
+      </w:r>
+    </w:p>
+    <w:p>
+      <w:pPr>
+        <w:spacing w:after="160" w:before="0" w:line="276"/>
+        <w:jc w:val="both"/>
+      </w:pPr>
+      <w:r>
+        <w:rPr>
+          <w:rFonts w:ascii="Times New Roman" w:cs="Times New Roman" w:eastAsia="Times New Roman" w:hAnsi="Times New Roman"/>
+          <w:sz w:val="22"/>
+          <w:szCs w:val="22"/>
+        </w:rPr>
+        <w:t xml:space="preserve">Across the four sub-domains reviewed above, a consistent structural gap emerges: existing work examines each dimension of the deepfake problem — detection, societal impact, linguistic analysis, and governance — in relative isolation. Detection surveys do not account for governance constraints on detection deployment. Governance proposals do not engage seriously with the technical limitations of detection that would make enforcement possible. Societal impact research identifies the scale of harm without connecting it to specific governance or detection interventions that could reduce it. No prior work synthesizes all three dimensions — technical detection, cybersecurity risk, and governance — into a single integrated analysis that allows the constraints and insights of each to inform the others.</w:t>
+      </w:r>
+    </w:p>
+    <w:p>
+      <w:pPr>
+        <w:spacing w:after="160" w:before="0" w:line="276"/>
+        <w:jc w:val="both"/>
+      </w:pPr>
+      <w:r>
+        <w:rPr>
+          <w:rFonts w:ascii="Times New Roman" w:cs="Times New Roman" w:eastAsia="Times New Roman" w:hAnsi="Times New Roman"/>
+          <w:sz w:val="22"/>
+          <w:szCs w:val="22"/>
+        </w:rPr>
+        <w:t xml:space="preserve">This gap has a concrete practical consequence. A policymaker reading Khan et al. (2025) learns what detection methods exist but not which ones could actually be mandated at platform scale. A platform engineer reading Bateman et al. (2025) learns what rights framework should govern synthetic media but not what technical standards would implement those rights. A researcher reading Lin et al. (2025) learns how detection fails in the real world but not what governance levers could compensate for that failure. The interdependency among these three dimensions means that gaps in any one cannot be addressed without understanding the others.</w:t>
+      </w:r>
+    </w:p>
+    <w:p>
+      <w:pPr>
+        <w:spacing w:after="160" w:before="0" w:line="276"/>
+        <w:jc w:val="both"/>
+      </w:pPr>
+      <w:r>
+        <w:rPr>
+          <w:rFonts w:ascii="Times New Roman" w:cs="Times New Roman" w:eastAsia="Times New Roman" w:hAnsi="Times New Roman"/>
+          <w:sz w:val="22"/>
+          <w:szCs w:val="22"/>
+        </w:rPr>
+        <w:t xml:space="preserve">The contribution of this paper is to provide precisely that integrated synthesis. It does not propose a new detection algorithm, a new legal framework, or a new empirical study of deepfake harm. Instead, it maps the relationships among existing knowledge across all three dimensions, identifies where the constraints of one dimension invalidate assumptions in another, and derives recommendations that are simultaneously technically feasible, ethically grounded, and governmentally actionable. This is the research gap this paper addresses.</w:t>
       </w:r>
     </w:p>
     <w:p>
@@ -540,18 +595,3657 @@
           <w:sz w:val="22"/>
           <w:szCs w:val="22"/>
         </w:rPr>
-        <w:t xml:space="preserve">Literature was identified through systematic searches of Google Scholar, IEEE Xplore, ACM Digital Library, and arXiv using terms including "deepfake detection," "synthetic media ethics," "generative AI governance," "GAN deepfake," "diffusion model detection," and "deepfake policy." Inclusion criteria required that sources address at least one of three analytical dimensions: technical detection, cybersecurity risk, or governance and ethics. Sources focused solely on generative model development without addressing detection, risk, or policy were excluded. In total, 15 primary sources are cited, supplemented by reference to legislative texts and industry standards. Source selection prioritized recency, methodological rigor, and relevance to at least one analytical dimension.</w:t>
-      </w:r>
-    </w:p>
-    <w:p>
-      <w:pPr>
-        <w:pStyle w:val="Heading2"/>
+        <w:t xml:space="preserve">Literature was identified through systematic searches of four databases: Google Scholar, IEEE Xplore, ACM Digital Library, and arXiv. Search terms included "deepfake detection," "synthetic media ethics," "generative AI governance," "GAN deepfake," "diffusion model detection," and "deepfake policy," applied individually and in Boolean combinations. The search was restricted to publications from January 2021 through April 2026 to ensure relevance to current generative AI capabilities.</w:t>
+      </w:r>
+    </w:p>
+    <w:p>
+      <w:pPr>
+        <w:spacing w:after="160" w:before="0" w:line="276"/>
+        <w:jc w:val="both"/>
+      </w:pPr>
+      <w:r>
+        <w:rPr>
+          <w:rFonts w:ascii="Times New Roman" w:cs="Times New Roman" w:eastAsia="Times New Roman" w:hAnsi="Times New Roman"/>
+          <w:sz w:val="22"/>
+          <w:szCs w:val="22"/>
+        </w:rPr>
+        <w:t xml:space="preserve">The screening process proceeded in four stages. The initial database search returned approximately 340 candidate titles. Title and abstract screening against inclusion and exclusion criteria reduced this to 60 sources. Full-text review for methodological quality and dimensional relevance yielded 30 candidates. Final selection, prioritizing recency, empirical grounding, and cross-dimensional coverage, produced 15 primary sources. A cross-reference check of cited works in the selected sources identified no additional materials meeting all inclusion criteria. The resulting corpus is summarized in Table 5.</w:t>
+      </w:r>
+    </w:p>
+    <w:p>
+      <w:pPr>
+        <w:spacing w:after="160" w:before="0" w:line="276"/>
+        <w:jc w:val="both"/>
+      </w:pPr>
+      <w:r>
+        <w:rPr>
+          <w:rFonts w:ascii="Times New Roman" w:cs="Times New Roman" w:eastAsia="Times New Roman" w:hAnsi="Times New Roman"/>
+          <w:sz w:val="22"/>
+          <w:szCs w:val="22"/>
+        </w:rPr>
+        <w:t xml:space="preserve">Inclusion criteria required that a source: (1) be published in a peer-reviewed venue, conference proceeding, or reputable preprint archive; (2) address at least one of the three analytical dimensions; (3) fall within the 2021–2026 date range; and (4) be available in English. Sources were excluded if they focused solely on generative model development without addressing detection, risk, or governance, or if they lacked verifiable peer review.</w:t>
+      </w:r>
+    </w:p>
+    <w:p>
+      <w:pPr>
+        <w:spacing w:after="160" w:before="0" w:line="276"/>
+        <w:jc w:val="both"/>
+      </w:pPr>
+      <w:r>
+        <w:rPr>
+          <w:rFonts w:ascii="Times New Roman" w:cs="Times New Roman" w:eastAsia="Times New Roman" w:hAnsi="Times New Roman"/>
+          <w:sz w:val="22"/>
+          <w:szCs w:val="22"/>
+        </w:rPr>
+        <w:t xml:space="preserve"/>
+      </w:r>
+    </w:p>
+    <w:p>
+      <w:pPr>
+        <w:spacing w:after="80" w:before="0" w:line="276"/>
+        <w:jc w:val="center"/>
       </w:pPr>
       <w:r>
         <w:rPr>
           <w:rFonts w:ascii="Times New Roman" w:cs="Times New Roman" w:eastAsia="Times New Roman" w:hAnsi="Times New Roman"/>
           <w:b/>
           <w:bCs/>
+          <w:sz w:val="20"/>
+          <w:szCs w:val="20"/>
+        </w:rPr>
+        <w:t xml:space="preserve">Table 5.</w:t>
+      </w:r>
+      <w:r>
+        <w:rPr>
+          <w:rFonts w:ascii="Times New Roman" w:cs="Times New Roman" w:eastAsia="Times New Roman" w:hAnsi="Times New Roman"/>
+          <w:i/>
+          <w:iCs/>
+          <w:sz w:val="20"/>
+          <w:szCs w:val="20"/>
+        </w:rPr>
+        <w:t xml:space="preserve"> Summary of Reviewed Sources by Author, Year, Venue, and Analytical Dimension</w:t>
+      </w:r>
+    </w:p>
+    <w:tbl>
+      <w:tblPr>
+        <w:tblW w:type="dxa" w:w="5720"/>
+        <w:tblBorders>
+          <w:top w:val="single" w:color="auto" w:sz="4"/>
+          <w:left w:val="single" w:color="auto" w:sz="4"/>
+          <w:bottom w:val="single" w:color="auto" w:sz="4"/>
+          <w:right w:val="single" w:color="auto" w:sz="4"/>
+          <w:insideH w:val="single" w:color="auto" w:sz="4"/>
+          <w:insideV w:val="single" w:color="auto" w:sz="4"/>
+        </w:tblBorders>
+      </w:tblPr>
+      <w:tblGrid>
+        <w:gridCol w:w="320"/>
+        <w:gridCol w:w="1700"/>
+        <w:gridCol w:w="480"/>
+        <w:gridCol w:w="2200"/>
+        <w:gridCol w:w="340"/>
+        <w:gridCol w:w="340"/>
+        <w:gridCol w:w="340"/>
+      </w:tblGrid>
+      <w:tr>
+        <w:trPr>
+          <w:tblHeader/>
+        </w:trPr>
+        <w:tc>
+          <w:tcPr>
+            <w:tcW w:type="dxa" w:w="320"/>
+            <w:tcBorders>
+              <w:top w:val="single" w:color="AAAAAA" w:sz="1"/>
+              <w:left w:val="single" w:color="AAAAAA" w:sz="1"/>
+              <w:bottom w:val="single" w:color="AAAAAA" w:sz="1"/>
+              <w:right w:val="single" w:color="AAAAAA" w:sz="1"/>
+            </w:tcBorders>
+            <w:shd w:fill="1A2E3F" w:val="clear"/>
+            <w:tcMar>
+              <w:top w:type="dxa" w:w="80"/>
+              <w:left w:type="dxa" w:w="140"/>
+              <w:bottom w:type="dxa" w:w="80"/>
+              <w:right w:type="dxa" w:w="140"/>
+            </w:tcMar>
+            <w:vAlign w:val="center"/>
+          </w:tcPr>
+          <w:p>
+            <w:pPr>
+              <w:jc w:val="center"/>
+            </w:pPr>
+            <w:r>
+              <w:rPr>
+                <w:rFonts w:ascii="Times New Roman" w:cs="Times New Roman" w:eastAsia="Times New Roman" w:hAnsi="Times New Roman"/>
+                <w:b/>
+                <w:bCs/>
+                <w:color w:val="FFFFFF"/>
+                <w:sz w:val="19"/>
+                <w:szCs w:val="19"/>
+              </w:rPr>
+              <w:t xml:space="preserve">#</w:t>
+            </w:r>
+          </w:p>
+        </w:tc>
+        <w:tc>
+          <w:tcPr>
+            <w:tcW w:type="dxa" w:w="1700"/>
+            <w:tcBorders>
+              <w:top w:val="single" w:color="AAAAAA" w:sz="1"/>
+              <w:left w:val="single" w:color="AAAAAA" w:sz="1"/>
+              <w:bottom w:val="single" w:color="AAAAAA" w:sz="1"/>
+              <w:right w:val="single" w:color="AAAAAA" w:sz="1"/>
+            </w:tcBorders>
+            <w:shd w:fill="1A2E3F" w:val="clear"/>
+            <w:tcMar>
+              <w:top w:type="dxa" w:w="80"/>
+              <w:left w:type="dxa" w:w="140"/>
+              <w:bottom w:type="dxa" w:w="80"/>
+              <w:right w:type="dxa" w:w="140"/>
+            </w:tcMar>
+            <w:vAlign w:val="center"/>
+          </w:tcPr>
+          <w:p>
+            <w:pPr>
+              <w:jc w:val="center"/>
+            </w:pPr>
+            <w:r>
+              <w:rPr>
+                <w:rFonts w:ascii="Times New Roman" w:cs="Times New Roman" w:eastAsia="Times New Roman" w:hAnsi="Times New Roman"/>
+                <w:b/>
+                <w:bCs/>
+                <w:color w:val="FFFFFF"/>
+                <w:sz w:val="19"/>
+                <w:szCs w:val="19"/>
+              </w:rPr>
+              <w:t xml:space="preserve">Author(s)</w:t>
+            </w:r>
+          </w:p>
+        </w:tc>
+        <w:tc>
+          <w:tcPr>
+            <w:tcW w:type="dxa" w:w="480"/>
+            <w:tcBorders>
+              <w:top w:val="single" w:color="AAAAAA" w:sz="1"/>
+              <w:left w:val="single" w:color="AAAAAA" w:sz="1"/>
+              <w:bottom w:val="single" w:color="AAAAAA" w:sz="1"/>
+              <w:right w:val="single" w:color="AAAAAA" w:sz="1"/>
+            </w:tcBorders>
+            <w:shd w:fill="1A2E3F" w:val="clear"/>
+            <w:tcMar>
+              <w:top w:type="dxa" w:w="80"/>
+              <w:left w:type="dxa" w:w="140"/>
+              <w:bottom w:type="dxa" w:w="80"/>
+              <w:right w:type="dxa" w:w="140"/>
+            </w:tcMar>
+            <w:vAlign w:val="center"/>
+          </w:tcPr>
+          <w:p>
+            <w:pPr>
+              <w:jc w:val="center"/>
+            </w:pPr>
+            <w:r>
+              <w:rPr>
+                <w:rFonts w:ascii="Times New Roman" w:cs="Times New Roman" w:eastAsia="Times New Roman" w:hAnsi="Times New Roman"/>
+                <w:b/>
+                <w:bCs/>
+                <w:color w:val="FFFFFF"/>
+                <w:sz w:val="19"/>
+                <w:szCs w:val="19"/>
+              </w:rPr>
+              <w:t xml:space="preserve">Year</w:t>
+            </w:r>
+          </w:p>
+        </w:tc>
+        <w:tc>
+          <w:tcPr>
+            <w:tcW w:type="dxa" w:w="2200"/>
+            <w:tcBorders>
+              <w:top w:val="single" w:color="AAAAAA" w:sz="1"/>
+              <w:left w:val="single" w:color="AAAAAA" w:sz="1"/>
+              <w:bottom w:val="single" w:color="AAAAAA" w:sz="1"/>
+              <w:right w:val="single" w:color="AAAAAA" w:sz="1"/>
+            </w:tcBorders>
+            <w:shd w:fill="1A2E3F" w:val="clear"/>
+            <w:tcMar>
+              <w:top w:type="dxa" w:w="80"/>
+              <w:left w:type="dxa" w:w="140"/>
+              <w:bottom w:type="dxa" w:w="80"/>
+              <w:right w:type="dxa" w:w="140"/>
+            </w:tcMar>
+            <w:vAlign w:val="center"/>
+          </w:tcPr>
+          <w:p>
+            <w:pPr>
+              <w:jc w:val="center"/>
+            </w:pPr>
+            <w:r>
+              <w:rPr>
+                <w:rFonts w:ascii="Times New Roman" w:cs="Times New Roman" w:eastAsia="Times New Roman" w:hAnsi="Times New Roman"/>
+                <w:b/>
+                <w:bCs/>
+                <w:color w:val="FFFFFF"/>
+                <w:sz w:val="19"/>
+                <w:szCs w:val="19"/>
+              </w:rPr>
+              <w:t xml:space="preserve">Venue / Type</w:t>
+            </w:r>
+          </w:p>
+        </w:tc>
+        <w:tc>
+          <w:tcPr>
+            <w:tcW w:type="dxa" w:w="340"/>
+            <w:tcBorders>
+              <w:top w:val="single" w:color="AAAAAA" w:sz="1"/>
+              <w:left w:val="single" w:color="AAAAAA" w:sz="1"/>
+              <w:bottom w:val="single" w:color="AAAAAA" w:sz="1"/>
+              <w:right w:val="single" w:color="AAAAAA" w:sz="1"/>
+            </w:tcBorders>
+            <w:shd w:fill="1A2E3F" w:val="clear"/>
+            <w:tcMar>
+              <w:top w:type="dxa" w:w="80"/>
+              <w:left w:type="dxa" w:w="140"/>
+              <w:bottom w:type="dxa" w:w="80"/>
+              <w:right w:type="dxa" w:w="140"/>
+            </w:tcMar>
+            <w:vAlign w:val="center"/>
+          </w:tcPr>
+          <w:p>
+            <w:pPr>
+              <w:jc w:val="center"/>
+            </w:pPr>
+            <w:r>
+              <w:rPr>
+                <w:rFonts w:ascii="Times New Roman" w:cs="Times New Roman" w:eastAsia="Times New Roman" w:hAnsi="Times New Roman"/>
+                <w:b/>
+                <w:bCs/>
+                <w:color w:val="FFFFFF"/>
+                <w:sz w:val="19"/>
+                <w:szCs w:val="19"/>
+              </w:rPr>
+              <w:t xml:space="preserve">T</w:t>
+            </w:r>
+          </w:p>
+        </w:tc>
+        <w:tc>
+          <w:tcPr>
+            <w:tcW w:type="dxa" w:w="340"/>
+            <w:tcBorders>
+              <w:top w:val="single" w:color="AAAAAA" w:sz="1"/>
+              <w:left w:val="single" w:color="AAAAAA" w:sz="1"/>
+              <w:bottom w:val="single" w:color="AAAAAA" w:sz="1"/>
+              <w:right w:val="single" w:color="AAAAAA" w:sz="1"/>
+            </w:tcBorders>
+            <w:shd w:fill="1A2E3F" w:val="clear"/>
+            <w:tcMar>
+              <w:top w:type="dxa" w:w="80"/>
+              <w:left w:type="dxa" w:w="140"/>
+              <w:bottom w:type="dxa" w:w="80"/>
+              <w:right w:type="dxa" w:w="140"/>
+            </w:tcMar>
+            <w:vAlign w:val="center"/>
+          </w:tcPr>
+          <w:p>
+            <w:pPr>
+              <w:jc w:val="center"/>
+            </w:pPr>
+            <w:r>
+              <w:rPr>
+                <w:rFonts w:ascii="Times New Roman" w:cs="Times New Roman" w:eastAsia="Times New Roman" w:hAnsi="Times New Roman"/>
+                <w:b/>
+                <w:bCs/>
+                <w:color w:val="FFFFFF"/>
+                <w:sz w:val="19"/>
+                <w:szCs w:val="19"/>
+              </w:rPr>
+              <w:t xml:space="preserve">C</w:t>
+            </w:r>
+          </w:p>
+        </w:tc>
+        <w:tc>
+          <w:tcPr>
+            <w:tcW w:type="dxa" w:w="340"/>
+            <w:tcBorders>
+              <w:top w:val="single" w:color="AAAAAA" w:sz="1"/>
+              <w:left w:val="single" w:color="AAAAAA" w:sz="1"/>
+              <w:bottom w:val="single" w:color="AAAAAA" w:sz="1"/>
+              <w:right w:val="single" w:color="AAAAAA" w:sz="1"/>
+            </w:tcBorders>
+            <w:shd w:fill="1A2E3F" w:val="clear"/>
+            <w:tcMar>
+              <w:top w:type="dxa" w:w="80"/>
+              <w:left w:type="dxa" w:w="140"/>
+              <w:bottom w:type="dxa" w:w="80"/>
+              <w:right w:type="dxa" w:w="140"/>
+            </w:tcMar>
+            <w:vAlign w:val="center"/>
+          </w:tcPr>
+          <w:p>
+            <w:pPr>
+              <w:jc w:val="center"/>
+            </w:pPr>
+            <w:r>
+              <w:rPr>
+                <w:rFonts w:ascii="Times New Roman" w:cs="Times New Roman" w:eastAsia="Times New Roman" w:hAnsi="Times New Roman"/>
+                <w:b/>
+                <w:bCs/>
+                <w:color w:val="FFFFFF"/>
+                <w:sz w:val="19"/>
+                <w:szCs w:val="19"/>
+              </w:rPr>
+              <w:t xml:space="preserve">G</w:t>
+            </w:r>
+          </w:p>
+        </w:tc>
+      </w:tr>
+      <w:tr>
+        <w:tc>
+          <w:tcPr>
+            <w:tcW w:type="dxa" w:w="320"/>
+            <w:tcBorders>
+              <w:top w:val="single" w:color="AAAAAA" w:sz="1"/>
+              <w:left w:val="single" w:color="AAAAAA" w:sz="1"/>
+              <w:bottom w:val="single" w:color="AAAAAA" w:sz="1"/>
+              <w:right w:val="single" w:color="AAAAAA" w:sz="1"/>
+            </w:tcBorders>
+            <w:shd w:fill="F5F5F5" w:val="clear"/>
+            <w:tcMar>
+              <w:top w:type="dxa" w:w="60"/>
+              <w:left w:type="dxa" w:w="140"/>
+              <w:bottom w:type="dxa" w:w="60"/>
+              <w:right w:type="dxa" w:w="140"/>
+            </w:tcMar>
+          </w:tcPr>
+          <w:p>
+            <w:pPr>
+              <w:jc w:val="left"/>
+            </w:pPr>
+            <w:r>
+              <w:rPr>
+                <w:rFonts w:ascii="Times New Roman" w:cs="Times New Roman" w:eastAsia="Times New Roman" w:hAnsi="Times New Roman"/>
+                <w:sz w:val="19"/>
+                <w:szCs w:val="19"/>
+              </w:rPr>
+              <w:t xml:space="preserve">1</w:t>
+            </w:r>
+          </w:p>
+        </w:tc>
+        <w:tc>
+          <w:tcPr>
+            <w:tcW w:type="dxa" w:w="1700"/>
+            <w:tcBorders>
+              <w:top w:val="single" w:color="AAAAAA" w:sz="1"/>
+              <w:left w:val="single" w:color="AAAAAA" w:sz="1"/>
+              <w:bottom w:val="single" w:color="AAAAAA" w:sz="1"/>
+              <w:right w:val="single" w:color="AAAAAA" w:sz="1"/>
+            </w:tcBorders>
+            <w:shd w:fill="F5F5F5" w:val="clear"/>
+            <w:tcMar>
+              <w:top w:type="dxa" w:w="60"/>
+              <w:left w:type="dxa" w:w="140"/>
+              <w:bottom w:type="dxa" w:w="60"/>
+              <w:right w:type="dxa" w:w="140"/>
+            </w:tcMar>
+          </w:tcPr>
+          <w:p>
+            <w:pPr>
+              <w:jc w:val="left"/>
+            </w:pPr>
+            <w:r>
+              <w:rPr>
+                <w:rFonts w:ascii="Times New Roman" w:cs="Times New Roman" w:eastAsia="Times New Roman" w:hAnsi="Times New Roman"/>
+                <w:sz w:val="19"/>
+                <w:szCs w:val="19"/>
+              </w:rPr>
+              <w:t xml:space="preserve">Clark &amp; Lewandowsky</w:t>
+            </w:r>
+          </w:p>
+        </w:tc>
+        <w:tc>
+          <w:tcPr>
+            <w:tcW w:type="dxa" w:w="480"/>
+            <w:tcBorders>
+              <w:top w:val="single" w:color="AAAAAA" w:sz="1"/>
+              <w:left w:val="single" w:color="AAAAAA" w:sz="1"/>
+              <w:bottom w:val="single" w:color="AAAAAA" w:sz="1"/>
+              <w:right w:val="single" w:color="AAAAAA" w:sz="1"/>
+            </w:tcBorders>
+            <w:shd w:fill="F5F5F5" w:val="clear"/>
+            <w:tcMar>
+              <w:top w:type="dxa" w:w="60"/>
+              <w:left w:type="dxa" w:w="140"/>
+              <w:bottom w:type="dxa" w:w="60"/>
+              <w:right w:type="dxa" w:w="140"/>
+            </w:tcMar>
+          </w:tcPr>
+          <w:p>
+            <w:pPr>
+              <w:jc w:val="left"/>
+            </w:pPr>
+            <w:r>
+              <w:rPr>
+                <w:rFonts w:ascii="Times New Roman" w:cs="Times New Roman" w:eastAsia="Times New Roman" w:hAnsi="Times New Roman"/>
+                <w:sz w:val="19"/>
+                <w:szCs w:val="19"/>
+              </w:rPr>
+              <w:t xml:space="preserve">2026</w:t>
+            </w:r>
+          </w:p>
+        </w:tc>
+        <w:tc>
+          <w:tcPr>
+            <w:tcW w:type="dxa" w:w="2200"/>
+            <w:tcBorders>
+              <w:top w:val="single" w:color="AAAAAA" w:sz="1"/>
+              <w:left w:val="single" w:color="AAAAAA" w:sz="1"/>
+              <w:bottom w:val="single" w:color="AAAAAA" w:sz="1"/>
+              <w:right w:val="single" w:color="AAAAAA" w:sz="1"/>
+            </w:tcBorders>
+            <w:shd w:fill="F5F5F5" w:val="clear"/>
+            <w:tcMar>
+              <w:top w:type="dxa" w:w="60"/>
+              <w:left w:type="dxa" w:w="140"/>
+              <w:bottom w:type="dxa" w:w="60"/>
+              <w:right w:type="dxa" w:w="140"/>
+            </w:tcMar>
+          </w:tcPr>
+          <w:p>
+            <w:pPr>
+              <w:jc w:val="left"/>
+            </w:pPr>
+            <w:r>
+              <w:rPr>
+                <w:rFonts w:ascii="Times New Roman" w:cs="Times New Roman" w:eastAsia="Times New Roman" w:hAnsi="Times New Roman"/>
+                <w:sz w:val="19"/>
+                <w:szCs w:val="19"/>
+              </w:rPr>
+              <w:t xml:space="preserve">Communications Psychology (Journal)</w:t>
+            </w:r>
+          </w:p>
+        </w:tc>
+        <w:tc>
+          <w:tcPr>
+            <w:tcW w:type="dxa" w:w="340"/>
+            <w:tcBorders>
+              <w:top w:val="single" w:color="AAAAAA" w:sz="1"/>
+              <w:left w:val="single" w:color="AAAAAA" w:sz="1"/>
+              <w:bottom w:val="single" w:color="AAAAAA" w:sz="1"/>
+              <w:right w:val="single" w:color="AAAAAA" w:sz="1"/>
+            </w:tcBorders>
+            <w:shd w:fill="F5F5F5" w:val="clear"/>
+            <w:tcMar>
+              <w:top w:type="dxa" w:w="60"/>
+              <w:left w:type="dxa" w:w="140"/>
+              <w:bottom w:type="dxa" w:w="60"/>
+              <w:right w:type="dxa" w:w="140"/>
+            </w:tcMar>
+          </w:tcPr>
+          <w:p>
+            <w:pPr>
+              <w:jc w:val="left"/>
+            </w:pPr>
+            <w:r>
+              <w:rPr>
+                <w:rFonts w:ascii="Times New Roman" w:cs="Times New Roman" w:eastAsia="Times New Roman" w:hAnsi="Times New Roman"/>
+                <w:sz w:val="19"/>
+                <w:szCs w:val="19"/>
+              </w:rPr>
+              <w:t xml:space="preserve"/>
+            </w:r>
+          </w:p>
+        </w:tc>
+        <w:tc>
+          <w:tcPr>
+            <w:tcW w:type="dxa" w:w="340"/>
+            <w:tcBorders>
+              <w:top w:val="single" w:color="AAAAAA" w:sz="1"/>
+              <w:left w:val="single" w:color="AAAAAA" w:sz="1"/>
+              <w:bottom w:val="single" w:color="AAAAAA" w:sz="1"/>
+              <w:right w:val="single" w:color="AAAAAA" w:sz="1"/>
+            </w:tcBorders>
+            <w:shd w:fill="F5F5F5" w:val="clear"/>
+            <w:tcMar>
+              <w:top w:type="dxa" w:w="60"/>
+              <w:left w:type="dxa" w:w="140"/>
+              <w:bottom w:type="dxa" w:w="60"/>
+              <w:right w:type="dxa" w:w="140"/>
+            </w:tcMar>
+          </w:tcPr>
+          <w:p>
+            <w:pPr>
+              <w:jc w:val="left"/>
+            </w:pPr>
+            <w:r>
+              <w:rPr>
+                <w:rFonts w:ascii="Times New Roman" w:cs="Times New Roman" w:eastAsia="Times New Roman" w:hAnsi="Times New Roman"/>
+                <w:sz w:val="19"/>
+                <w:szCs w:val="19"/>
+              </w:rPr>
+              <w:t xml:space="preserve">✓</w:t>
+            </w:r>
+          </w:p>
+        </w:tc>
+        <w:tc>
+          <w:tcPr>
+            <w:tcW w:type="dxa" w:w="340"/>
+            <w:tcBorders>
+              <w:top w:val="single" w:color="AAAAAA" w:sz="1"/>
+              <w:left w:val="single" w:color="AAAAAA" w:sz="1"/>
+              <w:bottom w:val="single" w:color="AAAAAA" w:sz="1"/>
+              <w:right w:val="single" w:color="AAAAAA" w:sz="1"/>
+            </w:tcBorders>
+            <w:shd w:fill="F5F5F5" w:val="clear"/>
+            <w:tcMar>
+              <w:top w:type="dxa" w:w="60"/>
+              <w:left w:type="dxa" w:w="140"/>
+              <w:bottom w:type="dxa" w:w="60"/>
+              <w:right w:type="dxa" w:w="140"/>
+            </w:tcMar>
+          </w:tcPr>
+          <w:p>
+            <w:pPr>
+              <w:jc w:val="left"/>
+            </w:pPr>
+            <w:r>
+              <w:rPr>
+                <w:rFonts w:ascii="Times New Roman" w:cs="Times New Roman" w:eastAsia="Times New Roman" w:hAnsi="Times New Roman"/>
+                <w:sz w:val="19"/>
+                <w:szCs w:val="19"/>
+              </w:rPr>
+              <w:t xml:space="preserve">✓</w:t>
+            </w:r>
+          </w:p>
+        </w:tc>
+      </w:tr>
+      <w:tr>
+        <w:tc>
+          <w:tcPr>
+            <w:tcW w:type="dxa" w:w="320"/>
+            <w:tcBorders>
+              <w:top w:val="single" w:color="AAAAAA" w:sz="1"/>
+              <w:left w:val="single" w:color="AAAAAA" w:sz="1"/>
+              <w:bottom w:val="single" w:color="AAAAAA" w:sz="1"/>
+              <w:right w:val="single" w:color="AAAAAA" w:sz="1"/>
+            </w:tcBorders>
+            <w:shd w:fill="FFFFFF" w:val="clear"/>
+            <w:tcMar>
+              <w:top w:type="dxa" w:w="60"/>
+              <w:left w:type="dxa" w:w="140"/>
+              <w:bottom w:type="dxa" w:w="60"/>
+              <w:right w:type="dxa" w:w="140"/>
+            </w:tcMar>
+          </w:tcPr>
+          <w:p>
+            <w:pPr>
+              <w:jc w:val="left"/>
+            </w:pPr>
+            <w:r>
+              <w:rPr>
+                <w:rFonts w:ascii="Times New Roman" w:cs="Times New Roman" w:eastAsia="Times New Roman" w:hAnsi="Times New Roman"/>
+                <w:sz w:val="19"/>
+                <w:szCs w:val="19"/>
+              </w:rPr>
+              <w:t xml:space="preserve">2</w:t>
+            </w:r>
+          </w:p>
+        </w:tc>
+        <w:tc>
+          <w:tcPr>
+            <w:tcW w:type="dxa" w:w="1700"/>
+            <w:tcBorders>
+              <w:top w:val="single" w:color="AAAAAA" w:sz="1"/>
+              <w:left w:val="single" w:color="AAAAAA" w:sz="1"/>
+              <w:bottom w:val="single" w:color="AAAAAA" w:sz="1"/>
+              <w:right w:val="single" w:color="AAAAAA" w:sz="1"/>
+            </w:tcBorders>
+            <w:shd w:fill="FFFFFF" w:val="clear"/>
+            <w:tcMar>
+              <w:top w:type="dxa" w:w="60"/>
+              <w:left w:type="dxa" w:w="140"/>
+              <w:bottom w:type="dxa" w:w="60"/>
+              <w:right w:type="dxa" w:w="140"/>
+            </w:tcMar>
+          </w:tcPr>
+          <w:p>
+            <w:pPr>
+              <w:jc w:val="left"/>
+            </w:pPr>
+            <w:r>
+              <w:rPr>
+                <w:rFonts w:ascii="Times New Roman" w:cs="Times New Roman" w:eastAsia="Times New Roman" w:hAnsi="Times New Roman"/>
+                <w:sz w:val="19"/>
+                <w:szCs w:val="19"/>
+              </w:rPr>
+              <w:t xml:space="preserve">Doloriel et al.</w:t>
+            </w:r>
+          </w:p>
+        </w:tc>
+        <w:tc>
+          <w:tcPr>
+            <w:tcW w:type="dxa" w:w="480"/>
+            <w:tcBorders>
+              <w:top w:val="single" w:color="AAAAAA" w:sz="1"/>
+              <w:left w:val="single" w:color="AAAAAA" w:sz="1"/>
+              <w:bottom w:val="single" w:color="AAAAAA" w:sz="1"/>
+              <w:right w:val="single" w:color="AAAAAA" w:sz="1"/>
+            </w:tcBorders>
+            <w:shd w:fill="FFFFFF" w:val="clear"/>
+            <w:tcMar>
+              <w:top w:type="dxa" w:w="60"/>
+              <w:left w:type="dxa" w:w="140"/>
+              <w:bottom w:type="dxa" w:w="60"/>
+              <w:right w:type="dxa" w:w="140"/>
+            </w:tcMar>
+          </w:tcPr>
+          <w:p>
+            <w:pPr>
+              <w:jc w:val="left"/>
+            </w:pPr>
+            <w:r>
+              <w:rPr>
+                <w:rFonts w:ascii="Times New Roman" w:cs="Times New Roman" w:eastAsia="Times New Roman" w:hAnsi="Times New Roman"/>
+                <w:sz w:val="19"/>
+                <w:szCs w:val="19"/>
+              </w:rPr>
+              <w:t xml:space="preserve">2025</w:t>
+            </w:r>
+          </w:p>
+        </w:tc>
+        <w:tc>
+          <w:tcPr>
+            <w:tcW w:type="dxa" w:w="2200"/>
+            <w:tcBorders>
+              <w:top w:val="single" w:color="AAAAAA" w:sz="1"/>
+              <w:left w:val="single" w:color="AAAAAA" w:sz="1"/>
+              <w:bottom w:val="single" w:color="AAAAAA" w:sz="1"/>
+              <w:right w:val="single" w:color="AAAAAA" w:sz="1"/>
+            </w:tcBorders>
+            <w:shd w:fill="FFFFFF" w:val="clear"/>
+            <w:tcMar>
+              <w:top w:type="dxa" w:w="60"/>
+              <w:left w:type="dxa" w:w="140"/>
+              <w:bottom w:type="dxa" w:w="60"/>
+              <w:right w:type="dxa" w:w="140"/>
+            </w:tcMar>
+          </w:tcPr>
+          <w:p>
+            <w:pPr>
+              <w:jc w:val="left"/>
+            </w:pPr>
+            <w:r>
+              <w:rPr>
+                <w:rFonts w:ascii="Times New Roman" w:cs="Times New Roman" w:eastAsia="Times New Roman" w:hAnsi="Times New Roman"/>
+                <w:sz w:val="19"/>
+                <w:szCs w:val="19"/>
+              </w:rPr>
+              <w:t xml:space="preserve">arXiv preprint (CS)</w:t>
+            </w:r>
+          </w:p>
+        </w:tc>
+        <w:tc>
+          <w:tcPr>
+            <w:tcW w:type="dxa" w:w="340"/>
+            <w:tcBorders>
+              <w:top w:val="single" w:color="AAAAAA" w:sz="1"/>
+              <w:left w:val="single" w:color="AAAAAA" w:sz="1"/>
+              <w:bottom w:val="single" w:color="AAAAAA" w:sz="1"/>
+              <w:right w:val="single" w:color="AAAAAA" w:sz="1"/>
+            </w:tcBorders>
+            <w:shd w:fill="FFFFFF" w:val="clear"/>
+            <w:tcMar>
+              <w:top w:type="dxa" w:w="60"/>
+              <w:left w:type="dxa" w:w="140"/>
+              <w:bottom w:type="dxa" w:w="60"/>
+              <w:right w:type="dxa" w:w="140"/>
+            </w:tcMar>
+          </w:tcPr>
+          <w:p>
+            <w:pPr>
+              <w:jc w:val="left"/>
+            </w:pPr>
+            <w:r>
+              <w:rPr>
+                <w:rFonts w:ascii="Times New Roman" w:cs="Times New Roman" w:eastAsia="Times New Roman" w:hAnsi="Times New Roman"/>
+                <w:sz w:val="19"/>
+                <w:szCs w:val="19"/>
+              </w:rPr>
+              <w:t xml:space="preserve">✓</w:t>
+            </w:r>
+          </w:p>
+        </w:tc>
+        <w:tc>
+          <w:tcPr>
+            <w:tcW w:type="dxa" w:w="340"/>
+            <w:tcBorders>
+              <w:top w:val="single" w:color="AAAAAA" w:sz="1"/>
+              <w:left w:val="single" w:color="AAAAAA" w:sz="1"/>
+              <w:bottom w:val="single" w:color="AAAAAA" w:sz="1"/>
+              <w:right w:val="single" w:color="AAAAAA" w:sz="1"/>
+            </w:tcBorders>
+            <w:shd w:fill="FFFFFF" w:val="clear"/>
+            <w:tcMar>
+              <w:top w:type="dxa" w:w="60"/>
+              <w:left w:type="dxa" w:w="140"/>
+              <w:bottom w:type="dxa" w:w="60"/>
+              <w:right w:type="dxa" w:w="140"/>
+            </w:tcMar>
+          </w:tcPr>
+          <w:p>
+            <w:pPr>
+              <w:jc w:val="left"/>
+            </w:pPr>
+            <w:r>
+              <w:rPr>
+                <w:rFonts w:ascii="Times New Roman" w:cs="Times New Roman" w:eastAsia="Times New Roman" w:hAnsi="Times New Roman"/>
+                <w:sz w:val="19"/>
+                <w:szCs w:val="19"/>
+              </w:rPr>
+              <w:t xml:space="preserve"/>
+            </w:r>
+          </w:p>
+        </w:tc>
+        <w:tc>
+          <w:tcPr>
+            <w:tcW w:type="dxa" w:w="340"/>
+            <w:tcBorders>
+              <w:top w:val="single" w:color="AAAAAA" w:sz="1"/>
+              <w:left w:val="single" w:color="AAAAAA" w:sz="1"/>
+              <w:bottom w:val="single" w:color="AAAAAA" w:sz="1"/>
+              <w:right w:val="single" w:color="AAAAAA" w:sz="1"/>
+            </w:tcBorders>
+            <w:shd w:fill="FFFFFF" w:val="clear"/>
+            <w:tcMar>
+              <w:top w:type="dxa" w:w="60"/>
+              <w:left w:type="dxa" w:w="140"/>
+              <w:bottom w:type="dxa" w:w="60"/>
+              <w:right w:type="dxa" w:w="140"/>
+            </w:tcMar>
+          </w:tcPr>
+          <w:p>
+            <w:pPr>
+              <w:jc w:val="left"/>
+            </w:pPr>
+            <w:r>
+              <w:rPr>
+                <w:rFonts w:ascii="Times New Roman" w:cs="Times New Roman" w:eastAsia="Times New Roman" w:hAnsi="Times New Roman"/>
+                <w:sz w:val="19"/>
+                <w:szCs w:val="19"/>
+              </w:rPr>
+              <w:t xml:space="preserve"/>
+            </w:r>
+          </w:p>
+        </w:tc>
+      </w:tr>
+      <w:tr>
+        <w:tc>
+          <w:tcPr>
+            <w:tcW w:type="dxa" w:w="320"/>
+            <w:tcBorders>
+              <w:top w:val="single" w:color="AAAAAA" w:sz="1"/>
+              <w:left w:val="single" w:color="AAAAAA" w:sz="1"/>
+              <w:bottom w:val="single" w:color="AAAAAA" w:sz="1"/>
+              <w:right w:val="single" w:color="AAAAAA" w:sz="1"/>
+            </w:tcBorders>
+            <w:shd w:fill="F5F5F5" w:val="clear"/>
+            <w:tcMar>
+              <w:top w:type="dxa" w:w="60"/>
+              <w:left w:type="dxa" w:w="140"/>
+              <w:bottom w:type="dxa" w:w="60"/>
+              <w:right w:type="dxa" w:w="140"/>
+            </w:tcMar>
+          </w:tcPr>
+          <w:p>
+            <w:pPr>
+              <w:jc w:val="left"/>
+            </w:pPr>
+            <w:r>
+              <w:rPr>
+                <w:rFonts w:ascii="Times New Roman" w:cs="Times New Roman" w:eastAsia="Times New Roman" w:hAnsi="Times New Roman"/>
+                <w:sz w:val="19"/>
+                <w:szCs w:val="19"/>
+              </w:rPr>
+              <w:t xml:space="preserve">3</w:t>
+            </w:r>
+          </w:p>
+        </w:tc>
+        <w:tc>
+          <w:tcPr>
+            <w:tcW w:type="dxa" w:w="1700"/>
+            <w:tcBorders>
+              <w:top w:val="single" w:color="AAAAAA" w:sz="1"/>
+              <w:left w:val="single" w:color="AAAAAA" w:sz="1"/>
+              <w:bottom w:val="single" w:color="AAAAAA" w:sz="1"/>
+              <w:right w:val="single" w:color="AAAAAA" w:sz="1"/>
+            </w:tcBorders>
+            <w:shd w:fill="F5F5F5" w:val="clear"/>
+            <w:tcMar>
+              <w:top w:type="dxa" w:w="60"/>
+              <w:left w:type="dxa" w:w="140"/>
+              <w:bottom w:type="dxa" w:w="60"/>
+              <w:right w:type="dxa" w:w="140"/>
+            </w:tcMar>
+          </w:tcPr>
+          <w:p>
+            <w:pPr>
+              <w:jc w:val="left"/>
+            </w:pPr>
+            <w:r>
+              <w:rPr>
+                <w:rFonts w:ascii="Times New Roman" w:cs="Times New Roman" w:eastAsia="Times New Roman" w:hAnsi="Times New Roman"/>
+                <w:sz w:val="19"/>
+                <w:szCs w:val="19"/>
+              </w:rPr>
+              <w:t xml:space="preserve">Farid</w:t>
+            </w:r>
+          </w:p>
+        </w:tc>
+        <w:tc>
+          <w:tcPr>
+            <w:tcW w:type="dxa" w:w="480"/>
+            <w:tcBorders>
+              <w:top w:val="single" w:color="AAAAAA" w:sz="1"/>
+              <w:left w:val="single" w:color="AAAAAA" w:sz="1"/>
+              <w:bottom w:val="single" w:color="AAAAAA" w:sz="1"/>
+              <w:right w:val="single" w:color="AAAAAA" w:sz="1"/>
+            </w:tcBorders>
+            <w:shd w:fill="F5F5F5" w:val="clear"/>
+            <w:tcMar>
+              <w:top w:type="dxa" w:w="60"/>
+              <w:left w:type="dxa" w:w="140"/>
+              <w:bottom w:type="dxa" w:w="60"/>
+              <w:right w:type="dxa" w:w="140"/>
+            </w:tcMar>
+          </w:tcPr>
+          <w:p>
+            <w:pPr>
+              <w:jc w:val="left"/>
+            </w:pPr>
+            <w:r>
+              <w:rPr>
+                <w:rFonts w:ascii="Times New Roman" w:cs="Times New Roman" w:eastAsia="Times New Roman" w:hAnsi="Times New Roman"/>
+                <w:sz w:val="19"/>
+                <w:szCs w:val="19"/>
+              </w:rPr>
+              <w:t xml:space="preserve">2025</w:t>
+            </w:r>
+          </w:p>
+        </w:tc>
+        <w:tc>
+          <w:tcPr>
+            <w:tcW w:type="dxa" w:w="2200"/>
+            <w:tcBorders>
+              <w:top w:val="single" w:color="AAAAAA" w:sz="1"/>
+              <w:left w:val="single" w:color="AAAAAA" w:sz="1"/>
+              <w:bottom w:val="single" w:color="AAAAAA" w:sz="1"/>
+              <w:right w:val="single" w:color="AAAAAA" w:sz="1"/>
+            </w:tcBorders>
+            <w:shd w:fill="F5F5F5" w:val="clear"/>
+            <w:tcMar>
+              <w:top w:type="dxa" w:w="60"/>
+              <w:left w:type="dxa" w:w="140"/>
+              <w:bottom w:type="dxa" w:w="60"/>
+              <w:right w:type="dxa" w:w="140"/>
+            </w:tcMar>
+          </w:tcPr>
+          <w:p>
+            <w:pPr>
+              <w:jc w:val="left"/>
+            </w:pPr>
+            <w:r>
+              <w:rPr>
+                <w:rFonts w:ascii="Times New Roman" w:cs="Times New Roman" w:eastAsia="Times New Roman" w:hAnsi="Times New Roman"/>
+                <w:sz w:val="19"/>
+                <w:szCs w:val="19"/>
+              </w:rPr>
+              <w:t xml:space="preserve">PNAS Nexus (Journal)</w:t>
+            </w:r>
+          </w:p>
+        </w:tc>
+        <w:tc>
+          <w:tcPr>
+            <w:tcW w:type="dxa" w:w="340"/>
+            <w:tcBorders>
+              <w:top w:val="single" w:color="AAAAAA" w:sz="1"/>
+              <w:left w:val="single" w:color="AAAAAA" w:sz="1"/>
+              <w:bottom w:val="single" w:color="AAAAAA" w:sz="1"/>
+              <w:right w:val="single" w:color="AAAAAA" w:sz="1"/>
+            </w:tcBorders>
+            <w:shd w:fill="F5F5F5" w:val="clear"/>
+            <w:tcMar>
+              <w:top w:type="dxa" w:w="60"/>
+              <w:left w:type="dxa" w:w="140"/>
+              <w:bottom w:type="dxa" w:w="60"/>
+              <w:right w:type="dxa" w:w="140"/>
+            </w:tcMar>
+          </w:tcPr>
+          <w:p>
+            <w:pPr>
+              <w:jc w:val="left"/>
+            </w:pPr>
+            <w:r>
+              <w:rPr>
+                <w:rFonts w:ascii="Times New Roman" w:cs="Times New Roman" w:eastAsia="Times New Roman" w:hAnsi="Times New Roman"/>
+                <w:sz w:val="19"/>
+                <w:szCs w:val="19"/>
+              </w:rPr>
+              <w:t xml:space="preserve"/>
+            </w:r>
+          </w:p>
+        </w:tc>
+        <w:tc>
+          <w:tcPr>
+            <w:tcW w:type="dxa" w:w="340"/>
+            <w:tcBorders>
+              <w:top w:val="single" w:color="AAAAAA" w:sz="1"/>
+              <w:left w:val="single" w:color="AAAAAA" w:sz="1"/>
+              <w:bottom w:val="single" w:color="AAAAAA" w:sz="1"/>
+              <w:right w:val="single" w:color="AAAAAA" w:sz="1"/>
+            </w:tcBorders>
+            <w:shd w:fill="F5F5F5" w:val="clear"/>
+            <w:tcMar>
+              <w:top w:type="dxa" w:w="60"/>
+              <w:left w:type="dxa" w:w="140"/>
+              <w:bottom w:type="dxa" w:w="60"/>
+              <w:right w:type="dxa" w:w="140"/>
+            </w:tcMar>
+          </w:tcPr>
+          <w:p>
+            <w:pPr>
+              <w:jc w:val="left"/>
+            </w:pPr>
+            <w:r>
+              <w:rPr>
+                <w:rFonts w:ascii="Times New Roman" w:cs="Times New Roman" w:eastAsia="Times New Roman" w:hAnsi="Times New Roman"/>
+                <w:sz w:val="19"/>
+                <w:szCs w:val="19"/>
+              </w:rPr>
+              <w:t xml:space="preserve">✓</w:t>
+            </w:r>
+          </w:p>
+        </w:tc>
+        <w:tc>
+          <w:tcPr>
+            <w:tcW w:type="dxa" w:w="340"/>
+            <w:tcBorders>
+              <w:top w:val="single" w:color="AAAAAA" w:sz="1"/>
+              <w:left w:val="single" w:color="AAAAAA" w:sz="1"/>
+              <w:bottom w:val="single" w:color="AAAAAA" w:sz="1"/>
+              <w:right w:val="single" w:color="AAAAAA" w:sz="1"/>
+            </w:tcBorders>
+            <w:shd w:fill="F5F5F5" w:val="clear"/>
+            <w:tcMar>
+              <w:top w:type="dxa" w:w="60"/>
+              <w:left w:type="dxa" w:w="140"/>
+              <w:bottom w:type="dxa" w:w="60"/>
+              <w:right w:type="dxa" w:w="140"/>
+            </w:tcMar>
+          </w:tcPr>
+          <w:p>
+            <w:pPr>
+              <w:jc w:val="left"/>
+            </w:pPr>
+            <w:r>
+              <w:rPr>
+                <w:rFonts w:ascii="Times New Roman" w:cs="Times New Roman" w:eastAsia="Times New Roman" w:hAnsi="Times New Roman"/>
+                <w:sz w:val="19"/>
+                <w:szCs w:val="19"/>
+              </w:rPr>
+              <w:t xml:space="preserve">✓</w:t>
+            </w:r>
+          </w:p>
+        </w:tc>
+      </w:tr>
+      <w:tr>
+        <w:tc>
+          <w:tcPr>
+            <w:tcW w:type="dxa" w:w="320"/>
+            <w:tcBorders>
+              <w:top w:val="single" w:color="AAAAAA" w:sz="1"/>
+              <w:left w:val="single" w:color="AAAAAA" w:sz="1"/>
+              <w:bottom w:val="single" w:color="AAAAAA" w:sz="1"/>
+              <w:right w:val="single" w:color="AAAAAA" w:sz="1"/>
+            </w:tcBorders>
+            <w:shd w:fill="FFFFFF" w:val="clear"/>
+            <w:tcMar>
+              <w:top w:type="dxa" w:w="60"/>
+              <w:left w:type="dxa" w:w="140"/>
+              <w:bottom w:type="dxa" w:w="60"/>
+              <w:right w:type="dxa" w:w="140"/>
+            </w:tcMar>
+          </w:tcPr>
+          <w:p>
+            <w:pPr>
+              <w:jc w:val="left"/>
+            </w:pPr>
+            <w:r>
+              <w:rPr>
+                <w:rFonts w:ascii="Times New Roman" w:cs="Times New Roman" w:eastAsia="Times New Roman" w:hAnsi="Times New Roman"/>
+                <w:sz w:val="19"/>
+                <w:szCs w:val="19"/>
+              </w:rPr>
+              <w:t xml:space="preserve">4</w:t>
+            </w:r>
+          </w:p>
+        </w:tc>
+        <w:tc>
+          <w:tcPr>
+            <w:tcW w:type="dxa" w:w="1700"/>
+            <w:tcBorders>
+              <w:top w:val="single" w:color="AAAAAA" w:sz="1"/>
+              <w:left w:val="single" w:color="AAAAAA" w:sz="1"/>
+              <w:bottom w:val="single" w:color="AAAAAA" w:sz="1"/>
+              <w:right w:val="single" w:color="AAAAAA" w:sz="1"/>
+            </w:tcBorders>
+            <w:shd w:fill="FFFFFF" w:val="clear"/>
+            <w:tcMar>
+              <w:top w:type="dxa" w:w="60"/>
+              <w:left w:type="dxa" w:w="140"/>
+              <w:bottom w:type="dxa" w:w="60"/>
+              <w:right w:type="dxa" w:w="140"/>
+            </w:tcMar>
+          </w:tcPr>
+          <w:p>
+            <w:pPr>
+              <w:jc w:val="left"/>
+            </w:pPr>
+            <w:r>
+              <w:rPr>
+                <w:rFonts w:ascii="Times New Roman" w:cs="Times New Roman" w:eastAsia="Times New Roman" w:hAnsi="Times New Roman"/>
+                <w:sz w:val="19"/>
+                <w:szCs w:val="19"/>
+              </w:rPr>
+              <w:t xml:space="preserve">Gong &amp; Li</w:t>
+            </w:r>
+          </w:p>
+        </w:tc>
+        <w:tc>
+          <w:tcPr>
+            <w:tcW w:type="dxa" w:w="480"/>
+            <w:tcBorders>
+              <w:top w:val="single" w:color="AAAAAA" w:sz="1"/>
+              <w:left w:val="single" w:color="AAAAAA" w:sz="1"/>
+              <w:bottom w:val="single" w:color="AAAAAA" w:sz="1"/>
+              <w:right w:val="single" w:color="AAAAAA" w:sz="1"/>
+            </w:tcBorders>
+            <w:shd w:fill="FFFFFF" w:val="clear"/>
+            <w:tcMar>
+              <w:top w:type="dxa" w:w="60"/>
+              <w:left w:type="dxa" w:w="140"/>
+              <w:bottom w:type="dxa" w:w="60"/>
+              <w:right w:type="dxa" w:w="140"/>
+            </w:tcMar>
+          </w:tcPr>
+          <w:p>
+            <w:pPr>
+              <w:jc w:val="left"/>
+            </w:pPr>
+            <w:r>
+              <w:rPr>
+                <w:rFonts w:ascii="Times New Roman" w:cs="Times New Roman" w:eastAsia="Times New Roman" w:hAnsi="Times New Roman"/>
+                <w:sz w:val="19"/>
+                <w:szCs w:val="19"/>
+              </w:rPr>
+              <w:t xml:space="preserve">2024</w:t>
+            </w:r>
+          </w:p>
+        </w:tc>
+        <w:tc>
+          <w:tcPr>
+            <w:tcW w:type="dxa" w:w="2200"/>
+            <w:tcBorders>
+              <w:top w:val="single" w:color="AAAAAA" w:sz="1"/>
+              <w:left w:val="single" w:color="AAAAAA" w:sz="1"/>
+              <w:bottom w:val="single" w:color="AAAAAA" w:sz="1"/>
+              <w:right w:val="single" w:color="AAAAAA" w:sz="1"/>
+            </w:tcBorders>
+            <w:shd w:fill="FFFFFF" w:val="clear"/>
+            <w:tcMar>
+              <w:top w:type="dxa" w:w="60"/>
+              <w:left w:type="dxa" w:w="140"/>
+              <w:bottom w:type="dxa" w:w="60"/>
+              <w:right w:type="dxa" w:w="140"/>
+            </w:tcMar>
+          </w:tcPr>
+          <w:p>
+            <w:pPr>
+              <w:jc w:val="left"/>
+            </w:pPr>
+            <w:r>
+              <w:rPr>
+                <w:rFonts w:ascii="Times New Roman" w:cs="Times New Roman" w:eastAsia="Times New Roman" w:hAnsi="Times New Roman"/>
+                <w:sz w:val="19"/>
+                <w:szCs w:val="19"/>
+              </w:rPr>
+              <w:t xml:space="preserve">Electronics (Journal)</w:t>
+            </w:r>
+          </w:p>
+        </w:tc>
+        <w:tc>
+          <w:tcPr>
+            <w:tcW w:type="dxa" w:w="340"/>
+            <w:tcBorders>
+              <w:top w:val="single" w:color="AAAAAA" w:sz="1"/>
+              <w:left w:val="single" w:color="AAAAAA" w:sz="1"/>
+              <w:bottom w:val="single" w:color="AAAAAA" w:sz="1"/>
+              <w:right w:val="single" w:color="AAAAAA" w:sz="1"/>
+            </w:tcBorders>
+            <w:shd w:fill="FFFFFF" w:val="clear"/>
+            <w:tcMar>
+              <w:top w:type="dxa" w:w="60"/>
+              <w:left w:type="dxa" w:w="140"/>
+              <w:bottom w:type="dxa" w:w="60"/>
+              <w:right w:type="dxa" w:w="140"/>
+            </w:tcMar>
+          </w:tcPr>
+          <w:p>
+            <w:pPr>
+              <w:jc w:val="left"/>
+            </w:pPr>
+            <w:r>
+              <w:rPr>
+                <w:rFonts w:ascii="Times New Roman" w:cs="Times New Roman" w:eastAsia="Times New Roman" w:hAnsi="Times New Roman"/>
+                <w:sz w:val="19"/>
+                <w:szCs w:val="19"/>
+              </w:rPr>
+              <w:t xml:space="preserve">✓</w:t>
+            </w:r>
+          </w:p>
+        </w:tc>
+        <w:tc>
+          <w:tcPr>
+            <w:tcW w:type="dxa" w:w="340"/>
+            <w:tcBorders>
+              <w:top w:val="single" w:color="AAAAAA" w:sz="1"/>
+              <w:left w:val="single" w:color="AAAAAA" w:sz="1"/>
+              <w:bottom w:val="single" w:color="AAAAAA" w:sz="1"/>
+              <w:right w:val="single" w:color="AAAAAA" w:sz="1"/>
+            </w:tcBorders>
+            <w:shd w:fill="FFFFFF" w:val="clear"/>
+            <w:tcMar>
+              <w:top w:type="dxa" w:w="60"/>
+              <w:left w:type="dxa" w:w="140"/>
+              <w:bottom w:type="dxa" w:w="60"/>
+              <w:right w:type="dxa" w:w="140"/>
+            </w:tcMar>
+          </w:tcPr>
+          <w:p>
+            <w:pPr>
+              <w:jc w:val="left"/>
+            </w:pPr>
+            <w:r>
+              <w:rPr>
+                <w:rFonts w:ascii="Times New Roman" w:cs="Times New Roman" w:eastAsia="Times New Roman" w:hAnsi="Times New Roman"/>
+                <w:sz w:val="19"/>
+                <w:szCs w:val="19"/>
+              </w:rPr>
+              <w:t xml:space="preserve"/>
+            </w:r>
+          </w:p>
+        </w:tc>
+        <w:tc>
+          <w:tcPr>
+            <w:tcW w:type="dxa" w:w="340"/>
+            <w:tcBorders>
+              <w:top w:val="single" w:color="AAAAAA" w:sz="1"/>
+              <w:left w:val="single" w:color="AAAAAA" w:sz="1"/>
+              <w:bottom w:val="single" w:color="AAAAAA" w:sz="1"/>
+              <w:right w:val="single" w:color="AAAAAA" w:sz="1"/>
+            </w:tcBorders>
+            <w:shd w:fill="FFFFFF" w:val="clear"/>
+            <w:tcMar>
+              <w:top w:type="dxa" w:w="60"/>
+              <w:left w:type="dxa" w:w="140"/>
+              <w:bottom w:type="dxa" w:w="60"/>
+              <w:right w:type="dxa" w:w="140"/>
+            </w:tcMar>
+          </w:tcPr>
+          <w:p>
+            <w:pPr>
+              <w:jc w:val="left"/>
+            </w:pPr>
+            <w:r>
+              <w:rPr>
+                <w:rFonts w:ascii="Times New Roman" w:cs="Times New Roman" w:eastAsia="Times New Roman" w:hAnsi="Times New Roman"/>
+                <w:sz w:val="19"/>
+                <w:szCs w:val="19"/>
+              </w:rPr>
+              <w:t xml:space="preserve"/>
+            </w:r>
+          </w:p>
+        </w:tc>
+      </w:tr>
+      <w:tr>
+        <w:tc>
+          <w:tcPr>
+            <w:tcW w:type="dxa" w:w="320"/>
+            <w:tcBorders>
+              <w:top w:val="single" w:color="AAAAAA" w:sz="1"/>
+              <w:left w:val="single" w:color="AAAAAA" w:sz="1"/>
+              <w:bottom w:val="single" w:color="AAAAAA" w:sz="1"/>
+              <w:right w:val="single" w:color="AAAAAA" w:sz="1"/>
+            </w:tcBorders>
+            <w:shd w:fill="F5F5F5" w:val="clear"/>
+            <w:tcMar>
+              <w:top w:type="dxa" w:w="60"/>
+              <w:left w:type="dxa" w:w="140"/>
+              <w:bottom w:type="dxa" w:w="60"/>
+              <w:right w:type="dxa" w:w="140"/>
+            </w:tcMar>
+          </w:tcPr>
+          <w:p>
+            <w:pPr>
+              <w:jc w:val="left"/>
+            </w:pPr>
+            <w:r>
+              <w:rPr>
+                <w:rFonts w:ascii="Times New Roman" w:cs="Times New Roman" w:eastAsia="Times New Roman" w:hAnsi="Times New Roman"/>
+                <w:sz w:val="19"/>
+                <w:szCs w:val="19"/>
+              </w:rPr>
+              <w:t xml:space="preserve">5</w:t>
+            </w:r>
+          </w:p>
+        </w:tc>
+        <w:tc>
+          <w:tcPr>
+            <w:tcW w:type="dxa" w:w="1700"/>
+            <w:tcBorders>
+              <w:top w:val="single" w:color="AAAAAA" w:sz="1"/>
+              <w:left w:val="single" w:color="AAAAAA" w:sz="1"/>
+              <w:bottom w:val="single" w:color="AAAAAA" w:sz="1"/>
+              <w:right w:val="single" w:color="AAAAAA" w:sz="1"/>
+            </w:tcBorders>
+            <w:shd w:fill="F5F5F5" w:val="clear"/>
+            <w:tcMar>
+              <w:top w:type="dxa" w:w="60"/>
+              <w:left w:type="dxa" w:w="140"/>
+              <w:bottom w:type="dxa" w:w="60"/>
+              <w:right w:type="dxa" w:w="140"/>
+            </w:tcMar>
+          </w:tcPr>
+          <w:p>
+            <w:pPr>
+              <w:jc w:val="left"/>
+            </w:pPr>
+            <w:r>
+              <w:rPr>
+                <w:rFonts w:ascii="Times New Roman" w:cs="Times New Roman" w:eastAsia="Times New Roman" w:hAnsi="Times New Roman"/>
+                <w:sz w:val="19"/>
+                <w:szCs w:val="19"/>
+              </w:rPr>
+              <w:t xml:space="preserve">Guarnera et al.</w:t>
+            </w:r>
+          </w:p>
+        </w:tc>
+        <w:tc>
+          <w:tcPr>
+            <w:tcW w:type="dxa" w:w="480"/>
+            <w:tcBorders>
+              <w:top w:val="single" w:color="AAAAAA" w:sz="1"/>
+              <w:left w:val="single" w:color="AAAAAA" w:sz="1"/>
+              <w:bottom w:val="single" w:color="AAAAAA" w:sz="1"/>
+              <w:right w:val="single" w:color="AAAAAA" w:sz="1"/>
+            </w:tcBorders>
+            <w:shd w:fill="F5F5F5" w:val="clear"/>
+            <w:tcMar>
+              <w:top w:type="dxa" w:w="60"/>
+              <w:left w:type="dxa" w:w="140"/>
+              <w:bottom w:type="dxa" w:w="60"/>
+              <w:right w:type="dxa" w:w="140"/>
+            </w:tcMar>
+          </w:tcPr>
+          <w:p>
+            <w:pPr>
+              <w:jc w:val="left"/>
+            </w:pPr>
+            <w:r>
+              <w:rPr>
+                <w:rFonts w:ascii="Times New Roman" w:cs="Times New Roman" w:eastAsia="Times New Roman" w:hAnsi="Times New Roman"/>
+                <w:sz w:val="19"/>
+                <w:szCs w:val="19"/>
+              </w:rPr>
+              <w:t xml:space="preserve">2023</w:t>
+            </w:r>
+          </w:p>
+        </w:tc>
+        <w:tc>
+          <w:tcPr>
+            <w:tcW w:type="dxa" w:w="2200"/>
+            <w:tcBorders>
+              <w:top w:val="single" w:color="AAAAAA" w:sz="1"/>
+              <w:left w:val="single" w:color="AAAAAA" w:sz="1"/>
+              <w:bottom w:val="single" w:color="AAAAAA" w:sz="1"/>
+              <w:right w:val="single" w:color="AAAAAA" w:sz="1"/>
+            </w:tcBorders>
+            <w:shd w:fill="F5F5F5" w:val="clear"/>
+            <w:tcMar>
+              <w:top w:type="dxa" w:w="60"/>
+              <w:left w:type="dxa" w:w="140"/>
+              <w:bottom w:type="dxa" w:w="60"/>
+              <w:right w:type="dxa" w:w="140"/>
+            </w:tcMar>
+          </w:tcPr>
+          <w:p>
+            <w:pPr>
+              <w:jc w:val="left"/>
+            </w:pPr>
+            <w:r>
+              <w:rPr>
+                <w:rFonts w:ascii="Times New Roman" w:cs="Times New Roman" w:eastAsia="Times New Roman" w:hAnsi="Times New Roman"/>
+                <w:sz w:val="19"/>
+                <w:szCs w:val="19"/>
+              </w:rPr>
+              <w:t xml:space="preserve">arXiv preprint (CS)</w:t>
+            </w:r>
+          </w:p>
+        </w:tc>
+        <w:tc>
+          <w:tcPr>
+            <w:tcW w:type="dxa" w:w="340"/>
+            <w:tcBorders>
+              <w:top w:val="single" w:color="AAAAAA" w:sz="1"/>
+              <w:left w:val="single" w:color="AAAAAA" w:sz="1"/>
+              <w:bottom w:val="single" w:color="AAAAAA" w:sz="1"/>
+              <w:right w:val="single" w:color="AAAAAA" w:sz="1"/>
+            </w:tcBorders>
+            <w:shd w:fill="F5F5F5" w:val="clear"/>
+            <w:tcMar>
+              <w:top w:type="dxa" w:w="60"/>
+              <w:left w:type="dxa" w:w="140"/>
+              <w:bottom w:type="dxa" w:w="60"/>
+              <w:right w:type="dxa" w:w="140"/>
+            </w:tcMar>
+          </w:tcPr>
+          <w:p>
+            <w:pPr>
+              <w:jc w:val="left"/>
+            </w:pPr>
+            <w:r>
+              <w:rPr>
+                <w:rFonts w:ascii="Times New Roman" w:cs="Times New Roman" w:eastAsia="Times New Roman" w:hAnsi="Times New Roman"/>
+                <w:sz w:val="19"/>
+                <w:szCs w:val="19"/>
+              </w:rPr>
+              <w:t xml:space="preserve">✓</w:t>
+            </w:r>
+          </w:p>
+        </w:tc>
+        <w:tc>
+          <w:tcPr>
+            <w:tcW w:type="dxa" w:w="340"/>
+            <w:tcBorders>
+              <w:top w:val="single" w:color="AAAAAA" w:sz="1"/>
+              <w:left w:val="single" w:color="AAAAAA" w:sz="1"/>
+              <w:bottom w:val="single" w:color="AAAAAA" w:sz="1"/>
+              <w:right w:val="single" w:color="AAAAAA" w:sz="1"/>
+            </w:tcBorders>
+            <w:shd w:fill="F5F5F5" w:val="clear"/>
+            <w:tcMar>
+              <w:top w:type="dxa" w:w="60"/>
+              <w:left w:type="dxa" w:w="140"/>
+              <w:bottom w:type="dxa" w:w="60"/>
+              <w:right w:type="dxa" w:w="140"/>
+            </w:tcMar>
+          </w:tcPr>
+          <w:p>
+            <w:pPr>
+              <w:jc w:val="left"/>
+            </w:pPr>
+            <w:r>
+              <w:rPr>
+                <w:rFonts w:ascii="Times New Roman" w:cs="Times New Roman" w:eastAsia="Times New Roman" w:hAnsi="Times New Roman"/>
+                <w:sz w:val="19"/>
+                <w:szCs w:val="19"/>
+              </w:rPr>
+              <w:t xml:space="preserve"/>
+            </w:r>
+          </w:p>
+        </w:tc>
+        <w:tc>
+          <w:tcPr>
+            <w:tcW w:type="dxa" w:w="340"/>
+            <w:tcBorders>
+              <w:top w:val="single" w:color="AAAAAA" w:sz="1"/>
+              <w:left w:val="single" w:color="AAAAAA" w:sz="1"/>
+              <w:bottom w:val="single" w:color="AAAAAA" w:sz="1"/>
+              <w:right w:val="single" w:color="AAAAAA" w:sz="1"/>
+            </w:tcBorders>
+            <w:shd w:fill="F5F5F5" w:val="clear"/>
+            <w:tcMar>
+              <w:top w:type="dxa" w:w="60"/>
+              <w:left w:type="dxa" w:w="140"/>
+              <w:bottom w:type="dxa" w:w="60"/>
+              <w:right w:type="dxa" w:w="140"/>
+            </w:tcMar>
+          </w:tcPr>
+          <w:p>
+            <w:pPr>
+              <w:jc w:val="left"/>
+            </w:pPr>
+            <w:r>
+              <w:rPr>
+                <w:rFonts w:ascii="Times New Roman" w:cs="Times New Roman" w:eastAsia="Times New Roman" w:hAnsi="Times New Roman"/>
+                <w:sz w:val="19"/>
+                <w:szCs w:val="19"/>
+              </w:rPr>
+              <w:t xml:space="preserve"/>
+            </w:r>
+          </w:p>
+        </w:tc>
+      </w:tr>
+      <w:tr>
+        <w:tc>
+          <w:tcPr>
+            <w:tcW w:type="dxa" w:w="320"/>
+            <w:tcBorders>
+              <w:top w:val="single" w:color="AAAAAA" w:sz="1"/>
+              <w:left w:val="single" w:color="AAAAAA" w:sz="1"/>
+              <w:bottom w:val="single" w:color="AAAAAA" w:sz="1"/>
+              <w:right w:val="single" w:color="AAAAAA" w:sz="1"/>
+            </w:tcBorders>
+            <w:shd w:fill="FFFFFF" w:val="clear"/>
+            <w:tcMar>
+              <w:top w:type="dxa" w:w="60"/>
+              <w:left w:type="dxa" w:w="140"/>
+              <w:bottom w:type="dxa" w:w="60"/>
+              <w:right w:type="dxa" w:w="140"/>
+            </w:tcMar>
+          </w:tcPr>
+          <w:p>
+            <w:pPr>
+              <w:jc w:val="left"/>
+            </w:pPr>
+            <w:r>
+              <w:rPr>
+                <w:rFonts w:ascii="Times New Roman" w:cs="Times New Roman" w:eastAsia="Times New Roman" w:hAnsi="Times New Roman"/>
+                <w:sz w:val="19"/>
+                <w:szCs w:val="19"/>
+              </w:rPr>
+              <w:t xml:space="preserve">6</w:t>
+            </w:r>
+          </w:p>
+        </w:tc>
+        <w:tc>
+          <w:tcPr>
+            <w:tcW w:type="dxa" w:w="1700"/>
+            <w:tcBorders>
+              <w:top w:val="single" w:color="AAAAAA" w:sz="1"/>
+              <w:left w:val="single" w:color="AAAAAA" w:sz="1"/>
+              <w:bottom w:val="single" w:color="AAAAAA" w:sz="1"/>
+              <w:right w:val="single" w:color="AAAAAA" w:sz="1"/>
+            </w:tcBorders>
+            <w:shd w:fill="FFFFFF" w:val="clear"/>
+            <w:tcMar>
+              <w:top w:type="dxa" w:w="60"/>
+              <w:left w:type="dxa" w:w="140"/>
+              <w:bottom w:type="dxa" w:w="60"/>
+              <w:right w:type="dxa" w:w="140"/>
+            </w:tcMar>
+          </w:tcPr>
+          <w:p>
+            <w:pPr>
+              <w:jc w:val="left"/>
+            </w:pPr>
+            <w:r>
+              <w:rPr>
+                <w:rFonts w:ascii="Times New Roman" w:cs="Times New Roman" w:eastAsia="Times New Roman" w:hAnsi="Times New Roman"/>
+                <w:sz w:val="19"/>
+                <w:szCs w:val="19"/>
+              </w:rPr>
+              <w:t xml:space="preserve">Khan et al.</w:t>
+            </w:r>
+          </w:p>
+        </w:tc>
+        <w:tc>
+          <w:tcPr>
+            <w:tcW w:type="dxa" w:w="480"/>
+            <w:tcBorders>
+              <w:top w:val="single" w:color="AAAAAA" w:sz="1"/>
+              <w:left w:val="single" w:color="AAAAAA" w:sz="1"/>
+              <w:bottom w:val="single" w:color="AAAAAA" w:sz="1"/>
+              <w:right w:val="single" w:color="AAAAAA" w:sz="1"/>
+            </w:tcBorders>
+            <w:shd w:fill="FFFFFF" w:val="clear"/>
+            <w:tcMar>
+              <w:top w:type="dxa" w:w="60"/>
+              <w:left w:type="dxa" w:w="140"/>
+              <w:bottom w:type="dxa" w:w="60"/>
+              <w:right w:type="dxa" w:w="140"/>
+            </w:tcMar>
+          </w:tcPr>
+          <w:p>
+            <w:pPr>
+              <w:jc w:val="left"/>
+            </w:pPr>
+            <w:r>
+              <w:rPr>
+                <w:rFonts w:ascii="Times New Roman" w:cs="Times New Roman" w:eastAsia="Times New Roman" w:hAnsi="Times New Roman"/>
+                <w:sz w:val="19"/>
+                <w:szCs w:val="19"/>
+              </w:rPr>
+              <w:t xml:space="preserve">2025</w:t>
+            </w:r>
+          </w:p>
+        </w:tc>
+        <w:tc>
+          <w:tcPr>
+            <w:tcW w:type="dxa" w:w="2200"/>
+            <w:tcBorders>
+              <w:top w:val="single" w:color="AAAAAA" w:sz="1"/>
+              <w:left w:val="single" w:color="AAAAAA" w:sz="1"/>
+              <w:bottom w:val="single" w:color="AAAAAA" w:sz="1"/>
+              <w:right w:val="single" w:color="AAAAAA" w:sz="1"/>
+            </w:tcBorders>
+            <w:shd w:fill="FFFFFF" w:val="clear"/>
+            <w:tcMar>
+              <w:top w:type="dxa" w:w="60"/>
+              <w:left w:type="dxa" w:w="140"/>
+              <w:bottom w:type="dxa" w:w="60"/>
+              <w:right w:type="dxa" w:w="140"/>
+            </w:tcMar>
+          </w:tcPr>
+          <w:p>
+            <w:pPr>
+              <w:jc w:val="left"/>
+            </w:pPr>
+            <w:r>
+              <w:rPr>
+                <w:rFonts w:ascii="Times New Roman" w:cs="Times New Roman" w:eastAsia="Times New Roman" w:hAnsi="Times New Roman"/>
+                <w:sz w:val="19"/>
+                <w:szCs w:val="19"/>
+              </w:rPr>
+              <w:t xml:space="preserve">arXiv preprint (CS)</w:t>
+            </w:r>
+          </w:p>
+        </w:tc>
+        <w:tc>
+          <w:tcPr>
+            <w:tcW w:type="dxa" w:w="340"/>
+            <w:tcBorders>
+              <w:top w:val="single" w:color="AAAAAA" w:sz="1"/>
+              <w:left w:val="single" w:color="AAAAAA" w:sz="1"/>
+              <w:bottom w:val="single" w:color="AAAAAA" w:sz="1"/>
+              <w:right w:val="single" w:color="AAAAAA" w:sz="1"/>
+            </w:tcBorders>
+            <w:shd w:fill="FFFFFF" w:val="clear"/>
+            <w:tcMar>
+              <w:top w:type="dxa" w:w="60"/>
+              <w:left w:type="dxa" w:w="140"/>
+              <w:bottom w:type="dxa" w:w="60"/>
+              <w:right w:type="dxa" w:w="140"/>
+            </w:tcMar>
+          </w:tcPr>
+          <w:p>
+            <w:pPr>
+              <w:jc w:val="left"/>
+            </w:pPr>
+            <w:r>
+              <w:rPr>
+                <w:rFonts w:ascii="Times New Roman" w:cs="Times New Roman" w:eastAsia="Times New Roman" w:hAnsi="Times New Roman"/>
+                <w:sz w:val="19"/>
+                <w:szCs w:val="19"/>
+              </w:rPr>
+              <w:t xml:space="preserve">✓</w:t>
+            </w:r>
+          </w:p>
+        </w:tc>
+        <w:tc>
+          <w:tcPr>
+            <w:tcW w:type="dxa" w:w="340"/>
+            <w:tcBorders>
+              <w:top w:val="single" w:color="AAAAAA" w:sz="1"/>
+              <w:left w:val="single" w:color="AAAAAA" w:sz="1"/>
+              <w:bottom w:val="single" w:color="AAAAAA" w:sz="1"/>
+              <w:right w:val="single" w:color="AAAAAA" w:sz="1"/>
+            </w:tcBorders>
+            <w:shd w:fill="FFFFFF" w:val="clear"/>
+            <w:tcMar>
+              <w:top w:type="dxa" w:w="60"/>
+              <w:left w:type="dxa" w:w="140"/>
+              <w:bottom w:type="dxa" w:w="60"/>
+              <w:right w:type="dxa" w:w="140"/>
+            </w:tcMar>
+          </w:tcPr>
+          <w:p>
+            <w:pPr>
+              <w:jc w:val="left"/>
+            </w:pPr>
+            <w:r>
+              <w:rPr>
+                <w:rFonts w:ascii="Times New Roman" w:cs="Times New Roman" w:eastAsia="Times New Roman" w:hAnsi="Times New Roman"/>
+                <w:sz w:val="19"/>
+                <w:szCs w:val="19"/>
+              </w:rPr>
+              <w:t xml:space="preserve"/>
+            </w:r>
+          </w:p>
+        </w:tc>
+        <w:tc>
+          <w:tcPr>
+            <w:tcW w:type="dxa" w:w="340"/>
+            <w:tcBorders>
+              <w:top w:val="single" w:color="AAAAAA" w:sz="1"/>
+              <w:left w:val="single" w:color="AAAAAA" w:sz="1"/>
+              <w:bottom w:val="single" w:color="AAAAAA" w:sz="1"/>
+              <w:right w:val="single" w:color="AAAAAA" w:sz="1"/>
+            </w:tcBorders>
+            <w:shd w:fill="FFFFFF" w:val="clear"/>
+            <w:tcMar>
+              <w:top w:type="dxa" w:w="60"/>
+              <w:left w:type="dxa" w:w="140"/>
+              <w:bottom w:type="dxa" w:w="60"/>
+              <w:right w:type="dxa" w:w="140"/>
+            </w:tcMar>
+          </w:tcPr>
+          <w:p>
+            <w:pPr>
+              <w:jc w:val="left"/>
+            </w:pPr>
+            <w:r>
+              <w:rPr>
+                <w:rFonts w:ascii="Times New Roman" w:cs="Times New Roman" w:eastAsia="Times New Roman" w:hAnsi="Times New Roman"/>
+                <w:sz w:val="19"/>
+                <w:szCs w:val="19"/>
+              </w:rPr>
+              <w:t xml:space="preserve"/>
+            </w:r>
+          </w:p>
+        </w:tc>
+      </w:tr>
+      <w:tr>
+        <w:tc>
+          <w:tcPr>
+            <w:tcW w:type="dxa" w:w="320"/>
+            <w:tcBorders>
+              <w:top w:val="single" w:color="AAAAAA" w:sz="1"/>
+              <w:left w:val="single" w:color="AAAAAA" w:sz="1"/>
+              <w:bottom w:val="single" w:color="AAAAAA" w:sz="1"/>
+              <w:right w:val="single" w:color="AAAAAA" w:sz="1"/>
+            </w:tcBorders>
+            <w:shd w:fill="F5F5F5" w:val="clear"/>
+            <w:tcMar>
+              <w:top w:type="dxa" w:w="60"/>
+              <w:left w:type="dxa" w:w="140"/>
+              <w:bottom w:type="dxa" w:w="60"/>
+              <w:right w:type="dxa" w:w="140"/>
+            </w:tcMar>
+          </w:tcPr>
+          <w:p>
+            <w:pPr>
+              <w:jc w:val="left"/>
+            </w:pPr>
+            <w:r>
+              <w:rPr>
+                <w:rFonts w:ascii="Times New Roman" w:cs="Times New Roman" w:eastAsia="Times New Roman" w:hAnsi="Times New Roman"/>
+                <w:sz w:val="19"/>
+                <w:szCs w:val="19"/>
+              </w:rPr>
+              <w:t xml:space="preserve">7</w:t>
+            </w:r>
+          </w:p>
+        </w:tc>
+        <w:tc>
+          <w:tcPr>
+            <w:tcW w:type="dxa" w:w="1700"/>
+            <w:tcBorders>
+              <w:top w:val="single" w:color="AAAAAA" w:sz="1"/>
+              <w:left w:val="single" w:color="AAAAAA" w:sz="1"/>
+              <w:bottom w:val="single" w:color="AAAAAA" w:sz="1"/>
+              <w:right w:val="single" w:color="AAAAAA" w:sz="1"/>
+            </w:tcBorders>
+            <w:shd w:fill="F5F5F5" w:val="clear"/>
+            <w:tcMar>
+              <w:top w:type="dxa" w:w="60"/>
+              <w:left w:type="dxa" w:w="140"/>
+              <w:bottom w:type="dxa" w:w="60"/>
+              <w:right w:type="dxa" w:w="140"/>
+            </w:tcMar>
+          </w:tcPr>
+          <w:p>
+            <w:pPr>
+              <w:jc w:val="left"/>
+            </w:pPr>
+            <w:r>
+              <w:rPr>
+                <w:rFonts w:ascii="Times New Roman" w:cs="Times New Roman" w:eastAsia="Times New Roman" w:hAnsi="Times New Roman"/>
+                <w:sz w:val="19"/>
+                <w:szCs w:val="19"/>
+              </w:rPr>
+              <w:t xml:space="preserve">Bateman et al.</w:t>
+            </w:r>
+          </w:p>
+        </w:tc>
+        <w:tc>
+          <w:tcPr>
+            <w:tcW w:type="dxa" w:w="480"/>
+            <w:tcBorders>
+              <w:top w:val="single" w:color="AAAAAA" w:sz="1"/>
+              <w:left w:val="single" w:color="AAAAAA" w:sz="1"/>
+              <w:bottom w:val="single" w:color="AAAAAA" w:sz="1"/>
+              <w:right w:val="single" w:color="AAAAAA" w:sz="1"/>
+            </w:tcBorders>
+            <w:shd w:fill="F5F5F5" w:val="clear"/>
+            <w:tcMar>
+              <w:top w:type="dxa" w:w="60"/>
+              <w:left w:type="dxa" w:w="140"/>
+              <w:bottom w:type="dxa" w:w="60"/>
+              <w:right w:type="dxa" w:w="140"/>
+            </w:tcMar>
+          </w:tcPr>
+          <w:p>
+            <w:pPr>
+              <w:jc w:val="left"/>
+            </w:pPr>
+            <w:r>
+              <w:rPr>
+                <w:rFonts w:ascii="Times New Roman" w:cs="Times New Roman" w:eastAsia="Times New Roman" w:hAnsi="Times New Roman"/>
+                <w:sz w:val="19"/>
+                <w:szCs w:val="19"/>
+              </w:rPr>
+              <w:t xml:space="preserve">2025</w:t>
+            </w:r>
+          </w:p>
+        </w:tc>
+        <w:tc>
+          <w:tcPr>
+            <w:tcW w:type="dxa" w:w="2200"/>
+            <w:tcBorders>
+              <w:top w:val="single" w:color="AAAAAA" w:sz="1"/>
+              <w:left w:val="single" w:color="AAAAAA" w:sz="1"/>
+              <w:bottom w:val="single" w:color="AAAAAA" w:sz="1"/>
+              <w:right w:val="single" w:color="AAAAAA" w:sz="1"/>
+            </w:tcBorders>
+            <w:shd w:fill="F5F5F5" w:val="clear"/>
+            <w:tcMar>
+              <w:top w:type="dxa" w:w="60"/>
+              <w:left w:type="dxa" w:w="140"/>
+              <w:bottom w:type="dxa" w:w="60"/>
+              <w:right w:type="dxa" w:w="140"/>
+            </w:tcMar>
+          </w:tcPr>
+          <w:p>
+            <w:pPr>
+              <w:jc w:val="left"/>
+            </w:pPr>
+            <w:r>
+              <w:rPr>
+                <w:rFonts w:ascii="Times New Roman" w:cs="Times New Roman" w:eastAsia="Times New Roman" w:hAnsi="Times New Roman"/>
+                <w:sz w:val="19"/>
+                <w:szCs w:val="19"/>
+              </w:rPr>
+              <w:t xml:space="preserve">Computer Law &amp; Security Review</w:t>
+            </w:r>
+          </w:p>
+        </w:tc>
+        <w:tc>
+          <w:tcPr>
+            <w:tcW w:type="dxa" w:w="340"/>
+            <w:tcBorders>
+              <w:top w:val="single" w:color="AAAAAA" w:sz="1"/>
+              <w:left w:val="single" w:color="AAAAAA" w:sz="1"/>
+              <w:bottom w:val="single" w:color="AAAAAA" w:sz="1"/>
+              <w:right w:val="single" w:color="AAAAAA" w:sz="1"/>
+            </w:tcBorders>
+            <w:shd w:fill="F5F5F5" w:val="clear"/>
+            <w:tcMar>
+              <w:top w:type="dxa" w:w="60"/>
+              <w:left w:type="dxa" w:w="140"/>
+              <w:bottom w:type="dxa" w:w="60"/>
+              <w:right w:type="dxa" w:w="140"/>
+            </w:tcMar>
+          </w:tcPr>
+          <w:p>
+            <w:pPr>
+              <w:jc w:val="left"/>
+            </w:pPr>
+            <w:r>
+              <w:rPr>
+                <w:rFonts w:ascii="Times New Roman" w:cs="Times New Roman" w:eastAsia="Times New Roman" w:hAnsi="Times New Roman"/>
+                <w:sz w:val="19"/>
+                <w:szCs w:val="19"/>
+              </w:rPr>
+              <w:t xml:space="preserve"/>
+            </w:r>
+          </w:p>
+        </w:tc>
+        <w:tc>
+          <w:tcPr>
+            <w:tcW w:type="dxa" w:w="340"/>
+            <w:tcBorders>
+              <w:top w:val="single" w:color="AAAAAA" w:sz="1"/>
+              <w:left w:val="single" w:color="AAAAAA" w:sz="1"/>
+              <w:bottom w:val="single" w:color="AAAAAA" w:sz="1"/>
+              <w:right w:val="single" w:color="AAAAAA" w:sz="1"/>
+            </w:tcBorders>
+            <w:shd w:fill="F5F5F5" w:val="clear"/>
+            <w:tcMar>
+              <w:top w:type="dxa" w:w="60"/>
+              <w:left w:type="dxa" w:w="140"/>
+              <w:bottom w:type="dxa" w:w="60"/>
+              <w:right w:type="dxa" w:w="140"/>
+            </w:tcMar>
+          </w:tcPr>
+          <w:p>
+            <w:pPr>
+              <w:jc w:val="left"/>
+            </w:pPr>
+            <w:r>
+              <w:rPr>
+                <w:rFonts w:ascii="Times New Roman" w:cs="Times New Roman" w:eastAsia="Times New Roman" w:hAnsi="Times New Roman"/>
+                <w:sz w:val="19"/>
+                <w:szCs w:val="19"/>
+              </w:rPr>
+              <w:t xml:space="preserve"/>
+            </w:r>
+          </w:p>
+        </w:tc>
+        <w:tc>
+          <w:tcPr>
+            <w:tcW w:type="dxa" w:w="340"/>
+            <w:tcBorders>
+              <w:top w:val="single" w:color="AAAAAA" w:sz="1"/>
+              <w:left w:val="single" w:color="AAAAAA" w:sz="1"/>
+              <w:bottom w:val="single" w:color="AAAAAA" w:sz="1"/>
+              <w:right w:val="single" w:color="AAAAAA" w:sz="1"/>
+            </w:tcBorders>
+            <w:shd w:fill="F5F5F5" w:val="clear"/>
+            <w:tcMar>
+              <w:top w:type="dxa" w:w="60"/>
+              <w:left w:type="dxa" w:w="140"/>
+              <w:bottom w:type="dxa" w:w="60"/>
+              <w:right w:type="dxa" w:w="140"/>
+            </w:tcMar>
+          </w:tcPr>
+          <w:p>
+            <w:pPr>
+              <w:jc w:val="left"/>
+            </w:pPr>
+            <w:r>
+              <w:rPr>
+                <w:rFonts w:ascii="Times New Roman" w:cs="Times New Roman" w:eastAsia="Times New Roman" w:hAnsi="Times New Roman"/>
+                <w:sz w:val="19"/>
+                <w:szCs w:val="19"/>
+              </w:rPr>
+              <w:t xml:space="preserve">✓</w:t>
+            </w:r>
+          </w:p>
+        </w:tc>
+      </w:tr>
+      <w:tr>
+        <w:tc>
+          <w:tcPr>
+            <w:tcW w:type="dxa" w:w="320"/>
+            <w:tcBorders>
+              <w:top w:val="single" w:color="AAAAAA" w:sz="1"/>
+              <w:left w:val="single" w:color="AAAAAA" w:sz="1"/>
+              <w:bottom w:val="single" w:color="AAAAAA" w:sz="1"/>
+              <w:right w:val="single" w:color="AAAAAA" w:sz="1"/>
+            </w:tcBorders>
+            <w:shd w:fill="FFFFFF" w:val="clear"/>
+            <w:tcMar>
+              <w:top w:type="dxa" w:w="60"/>
+              <w:left w:type="dxa" w:w="140"/>
+              <w:bottom w:type="dxa" w:w="60"/>
+              <w:right w:type="dxa" w:w="140"/>
+            </w:tcMar>
+          </w:tcPr>
+          <w:p>
+            <w:pPr>
+              <w:jc w:val="left"/>
+            </w:pPr>
+            <w:r>
+              <w:rPr>
+                <w:rFonts w:ascii="Times New Roman" w:cs="Times New Roman" w:eastAsia="Times New Roman" w:hAnsi="Times New Roman"/>
+                <w:sz w:val="19"/>
+                <w:szCs w:val="19"/>
+              </w:rPr>
+              <w:t xml:space="preserve">8</w:t>
+            </w:r>
+          </w:p>
+        </w:tc>
+        <w:tc>
+          <w:tcPr>
+            <w:tcW w:type="dxa" w:w="1700"/>
+            <w:tcBorders>
+              <w:top w:val="single" w:color="AAAAAA" w:sz="1"/>
+              <w:left w:val="single" w:color="AAAAAA" w:sz="1"/>
+              <w:bottom w:val="single" w:color="AAAAAA" w:sz="1"/>
+              <w:right w:val="single" w:color="AAAAAA" w:sz="1"/>
+            </w:tcBorders>
+            <w:shd w:fill="FFFFFF" w:val="clear"/>
+            <w:tcMar>
+              <w:top w:type="dxa" w:w="60"/>
+              <w:left w:type="dxa" w:w="140"/>
+              <w:bottom w:type="dxa" w:w="60"/>
+              <w:right w:type="dxa" w:w="140"/>
+            </w:tcMar>
+          </w:tcPr>
+          <w:p>
+            <w:pPr>
+              <w:jc w:val="left"/>
+            </w:pPr>
+            <w:r>
+              <w:rPr>
+                <w:rFonts w:ascii="Times New Roman" w:cs="Times New Roman" w:eastAsia="Times New Roman" w:hAnsi="Times New Roman"/>
+                <w:sz w:val="19"/>
+                <w:szCs w:val="19"/>
+              </w:rPr>
+              <w:t xml:space="preserve">Lin et al.</w:t>
+            </w:r>
+          </w:p>
+        </w:tc>
+        <w:tc>
+          <w:tcPr>
+            <w:tcW w:type="dxa" w:w="480"/>
+            <w:tcBorders>
+              <w:top w:val="single" w:color="AAAAAA" w:sz="1"/>
+              <w:left w:val="single" w:color="AAAAAA" w:sz="1"/>
+              <w:bottom w:val="single" w:color="AAAAAA" w:sz="1"/>
+              <w:right w:val="single" w:color="AAAAAA" w:sz="1"/>
+            </w:tcBorders>
+            <w:shd w:fill="FFFFFF" w:val="clear"/>
+            <w:tcMar>
+              <w:top w:type="dxa" w:w="60"/>
+              <w:left w:type="dxa" w:w="140"/>
+              <w:bottom w:type="dxa" w:w="60"/>
+              <w:right w:type="dxa" w:w="140"/>
+            </w:tcMar>
+          </w:tcPr>
+          <w:p>
+            <w:pPr>
+              <w:jc w:val="left"/>
+            </w:pPr>
+            <w:r>
+              <w:rPr>
+                <w:rFonts w:ascii="Times New Roman" w:cs="Times New Roman" w:eastAsia="Times New Roman" w:hAnsi="Times New Roman"/>
+                <w:sz w:val="19"/>
+                <w:szCs w:val="19"/>
+              </w:rPr>
+              <w:t xml:space="preserve">2025</w:t>
+            </w:r>
+          </w:p>
+        </w:tc>
+        <w:tc>
+          <w:tcPr>
+            <w:tcW w:type="dxa" w:w="2200"/>
+            <w:tcBorders>
+              <w:top w:val="single" w:color="AAAAAA" w:sz="1"/>
+              <w:left w:val="single" w:color="AAAAAA" w:sz="1"/>
+              <w:bottom w:val="single" w:color="AAAAAA" w:sz="1"/>
+              <w:right w:val="single" w:color="AAAAAA" w:sz="1"/>
+            </w:tcBorders>
+            <w:shd w:fill="FFFFFF" w:val="clear"/>
+            <w:tcMar>
+              <w:top w:type="dxa" w:w="60"/>
+              <w:left w:type="dxa" w:w="140"/>
+              <w:bottom w:type="dxa" w:w="60"/>
+              <w:right w:type="dxa" w:w="140"/>
+            </w:tcMar>
+          </w:tcPr>
+          <w:p>
+            <w:pPr>
+              <w:jc w:val="left"/>
+            </w:pPr>
+            <w:r>
+              <w:rPr>
+                <w:rFonts w:ascii="Times New Roman" w:cs="Times New Roman" w:eastAsia="Times New Roman" w:hAnsi="Times New Roman"/>
+                <w:sz w:val="19"/>
+                <w:szCs w:val="19"/>
+              </w:rPr>
+              <w:t xml:space="preserve">arXiv preprint (CS)</w:t>
+            </w:r>
+          </w:p>
+        </w:tc>
+        <w:tc>
+          <w:tcPr>
+            <w:tcW w:type="dxa" w:w="340"/>
+            <w:tcBorders>
+              <w:top w:val="single" w:color="AAAAAA" w:sz="1"/>
+              <w:left w:val="single" w:color="AAAAAA" w:sz="1"/>
+              <w:bottom w:val="single" w:color="AAAAAA" w:sz="1"/>
+              <w:right w:val="single" w:color="AAAAAA" w:sz="1"/>
+            </w:tcBorders>
+            <w:shd w:fill="FFFFFF" w:val="clear"/>
+            <w:tcMar>
+              <w:top w:type="dxa" w:w="60"/>
+              <w:left w:type="dxa" w:w="140"/>
+              <w:bottom w:type="dxa" w:w="60"/>
+              <w:right w:type="dxa" w:w="140"/>
+            </w:tcMar>
+          </w:tcPr>
+          <w:p>
+            <w:pPr>
+              <w:jc w:val="left"/>
+            </w:pPr>
+            <w:r>
+              <w:rPr>
+                <w:rFonts w:ascii="Times New Roman" w:cs="Times New Roman" w:eastAsia="Times New Roman" w:hAnsi="Times New Roman"/>
+                <w:sz w:val="19"/>
+                <w:szCs w:val="19"/>
+              </w:rPr>
+              <w:t xml:space="preserve">✓</w:t>
+            </w:r>
+          </w:p>
+        </w:tc>
+        <w:tc>
+          <w:tcPr>
+            <w:tcW w:type="dxa" w:w="340"/>
+            <w:tcBorders>
+              <w:top w:val="single" w:color="AAAAAA" w:sz="1"/>
+              <w:left w:val="single" w:color="AAAAAA" w:sz="1"/>
+              <w:bottom w:val="single" w:color="AAAAAA" w:sz="1"/>
+              <w:right w:val="single" w:color="AAAAAA" w:sz="1"/>
+            </w:tcBorders>
+            <w:shd w:fill="FFFFFF" w:val="clear"/>
+            <w:tcMar>
+              <w:top w:type="dxa" w:w="60"/>
+              <w:left w:type="dxa" w:w="140"/>
+              <w:bottom w:type="dxa" w:w="60"/>
+              <w:right w:type="dxa" w:w="140"/>
+            </w:tcMar>
+          </w:tcPr>
+          <w:p>
+            <w:pPr>
+              <w:jc w:val="left"/>
+            </w:pPr>
+            <w:r>
+              <w:rPr>
+                <w:rFonts w:ascii="Times New Roman" w:cs="Times New Roman" w:eastAsia="Times New Roman" w:hAnsi="Times New Roman"/>
+                <w:sz w:val="19"/>
+                <w:szCs w:val="19"/>
+              </w:rPr>
+              <w:t xml:space="preserve">✓</w:t>
+            </w:r>
+          </w:p>
+        </w:tc>
+        <w:tc>
+          <w:tcPr>
+            <w:tcW w:type="dxa" w:w="340"/>
+            <w:tcBorders>
+              <w:top w:val="single" w:color="AAAAAA" w:sz="1"/>
+              <w:left w:val="single" w:color="AAAAAA" w:sz="1"/>
+              <w:bottom w:val="single" w:color="AAAAAA" w:sz="1"/>
+              <w:right w:val="single" w:color="AAAAAA" w:sz="1"/>
+            </w:tcBorders>
+            <w:shd w:fill="FFFFFF" w:val="clear"/>
+            <w:tcMar>
+              <w:top w:type="dxa" w:w="60"/>
+              <w:left w:type="dxa" w:w="140"/>
+              <w:bottom w:type="dxa" w:w="60"/>
+              <w:right w:type="dxa" w:w="140"/>
+            </w:tcMar>
+          </w:tcPr>
+          <w:p>
+            <w:pPr>
+              <w:jc w:val="left"/>
+            </w:pPr>
+            <w:r>
+              <w:rPr>
+                <w:rFonts w:ascii="Times New Roman" w:cs="Times New Roman" w:eastAsia="Times New Roman" w:hAnsi="Times New Roman"/>
+                <w:sz w:val="19"/>
+                <w:szCs w:val="19"/>
+              </w:rPr>
+              <w:t xml:space="preserve"/>
+            </w:r>
+          </w:p>
+        </w:tc>
+      </w:tr>
+      <w:tr>
+        <w:tc>
+          <w:tcPr>
+            <w:tcW w:type="dxa" w:w="320"/>
+            <w:tcBorders>
+              <w:top w:val="single" w:color="AAAAAA" w:sz="1"/>
+              <w:left w:val="single" w:color="AAAAAA" w:sz="1"/>
+              <w:bottom w:val="single" w:color="AAAAAA" w:sz="1"/>
+              <w:right w:val="single" w:color="AAAAAA" w:sz="1"/>
+            </w:tcBorders>
+            <w:shd w:fill="F5F5F5" w:val="clear"/>
+            <w:tcMar>
+              <w:top w:type="dxa" w:w="60"/>
+              <w:left w:type="dxa" w:w="140"/>
+              <w:bottom w:type="dxa" w:w="60"/>
+              <w:right w:type="dxa" w:w="140"/>
+            </w:tcMar>
+          </w:tcPr>
+          <w:p>
+            <w:pPr>
+              <w:jc w:val="left"/>
+            </w:pPr>
+            <w:r>
+              <w:rPr>
+                <w:rFonts w:ascii="Times New Roman" w:cs="Times New Roman" w:eastAsia="Times New Roman" w:hAnsi="Times New Roman"/>
+                <w:sz w:val="19"/>
+                <w:szCs w:val="19"/>
+              </w:rPr>
+              <w:t xml:space="preserve">9</w:t>
+            </w:r>
+          </w:p>
+        </w:tc>
+        <w:tc>
+          <w:tcPr>
+            <w:tcW w:type="dxa" w:w="1700"/>
+            <w:tcBorders>
+              <w:top w:val="single" w:color="AAAAAA" w:sz="1"/>
+              <w:left w:val="single" w:color="AAAAAA" w:sz="1"/>
+              <w:bottom w:val="single" w:color="AAAAAA" w:sz="1"/>
+              <w:right w:val="single" w:color="AAAAAA" w:sz="1"/>
+            </w:tcBorders>
+            <w:shd w:fill="F5F5F5" w:val="clear"/>
+            <w:tcMar>
+              <w:top w:type="dxa" w:w="60"/>
+              <w:left w:type="dxa" w:w="140"/>
+              <w:bottom w:type="dxa" w:w="60"/>
+              <w:right w:type="dxa" w:w="140"/>
+            </w:tcMar>
+          </w:tcPr>
+          <w:p>
+            <w:pPr>
+              <w:jc w:val="left"/>
+            </w:pPr>
+            <w:r>
+              <w:rPr>
+                <w:rFonts w:ascii="Times New Roman" w:cs="Times New Roman" w:eastAsia="Times New Roman" w:hAnsi="Times New Roman"/>
+                <w:sz w:val="19"/>
+                <w:szCs w:val="19"/>
+              </w:rPr>
+              <w:t xml:space="preserve">Liu et al.</w:t>
+            </w:r>
+          </w:p>
+        </w:tc>
+        <w:tc>
+          <w:tcPr>
+            <w:tcW w:type="dxa" w:w="480"/>
+            <w:tcBorders>
+              <w:top w:val="single" w:color="AAAAAA" w:sz="1"/>
+              <w:left w:val="single" w:color="AAAAAA" w:sz="1"/>
+              <w:bottom w:val="single" w:color="AAAAAA" w:sz="1"/>
+              <w:right w:val="single" w:color="AAAAAA" w:sz="1"/>
+            </w:tcBorders>
+            <w:shd w:fill="F5F5F5" w:val="clear"/>
+            <w:tcMar>
+              <w:top w:type="dxa" w:w="60"/>
+              <w:left w:type="dxa" w:w="140"/>
+              <w:bottom w:type="dxa" w:w="60"/>
+              <w:right w:type="dxa" w:w="140"/>
+            </w:tcMar>
+          </w:tcPr>
+          <w:p>
+            <w:pPr>
+              <w:jc w:val="left"/>
+            </w:pPr>
+            <w:r>
+              <w:rPr>
+                <w:rFonts w:ascii="Times New Roman" w:cs="Times New Roman" w:eastAsia="Times New Roman" w:hAnsi="Times New Roman"/>
+                <w:sz w:val="19"/>
+                <w:szCs w:val="19"/>
+              </w:rPr>
+              <w:t xml:space="preserve">2025</w:t>
+            </w:r>
+          </w:p>
+        </w:tc>
+        <w:tc>
+          <w:tcPr>
+            <w:tcW w:type="dxa" w:w="2200"/>
+            <w:tcBorders>
+              <w:top w:val="single" w:color="AAAAAA" w:sz="1"/>
+              <w:left w:val="single" w:color="AAAAAA" w:sz="1"/>
+              <w:bottom w:val="single" w:color="AAAAAA" w:sz="1"/>
+              <w:right w:val="single" w:color="AAAAAA" w:sz="1"/>
+            </w:tcBorders>
+            <w:shd w:fill="F5F5F5" w:val="clear"/>
+            <w:tcMar>
+              <w:top w:type="dxa" w:w="60"/>
+              <w:left w:type="dxa" w:w="140"/>
+              <w:bottom w:type="dxa" w:w="60"/>
+              <w:right w:type="dxa" w:w="140"/>
+            </w:tcMar>
+          </w:tcPr>
+          <w:p>
+            <w:pPr>
+              <w:jc w:val="left"/>
+            </w:pPr>
+            <w:r>
+              <w:rPr>
+                <w:rFonts w:ascii="Times New Roman" w:cs="Times New Roman" w:eastAsia="Times New Roman" w:hAnsi="Times New Roman"/>
+                <w:sz w:val="19"/>
+                <w:szCs w:val="19"/>
+              </w:rPr>
+              <w:t xml:space="preserve">Intl. Journal of Intelligent Systems</w:t>
+            </w:r>
+          </w:p>
+        </w:tc>
+        <w:tc>
+          <w:tcPr>
+            <w:tcW w:type="dxa" w:w="340"/>
+            <w:tcBorders>
+              <w:top w:val="single" w:color="AAAAAA" w:sz="1"/>
+              <w:left w:val="single" w:color="AAAAAA" w:sz="1"/>
+              <w:bottom w:val="single" w:color="AAAAAA" w:sz="1"/>
+              <w:right w:val="single" w:color="AAAAAA" w:sz="1"/>
+            </w:tcBorders>
+            <w:shd w:fill="F5F5F5" w:val="clear"/>
+            <w:tcMar>
+              <w:top w:type="dxa" w:w="60"/>
+              <w:left w:type="dxa" w:w="140"/>
+              <w:bottom w:type="dxa" w:w="60"/>
+              <w:right w:type="dxa" w:w="140"/>
+            </w:tcMar>
+          </w:tcPr>
+          <w:p>
+            <w:pPr>
+              <w:jc w:val="left"/>
+            </w:pPr>
+            <w:r>
+              <w:rPr>
+                <w:rFonts w:ascii="Times New Roman" w:cs="Times New Roman" w:eastAsia="Times New Roman" w:hAnsi="Times New Roman"/>
+                <w:sz w:val="19"/>
+                <w:szCs w:val="19"/>
+              </w:rPr>
+              <w:t xml:space="preserve">✓</w:t>
+            </w:r>
+          </w:p>
+        </w:tc>
+        <w:tc>
+          <w:tcPr>
+            <w:tcW w:type="dxa" w:w="340"/>
+            <w:tcBorders>
+              <w:top w:val="single" w:color="AAAAAA" w:sz="1"/>
+              <w:left w:val="single" w:color="AAAAAA" w:sz="1"/>
+              <w:bottom w:val="single" w:color="AAAAAA" w:sz="1"/>
+              <w:right w:val="single" w:color="AAAAAA" w:sz="1"/>
+            </w:tcBorders>
+            <w:shd w:fill="F5F5F5" w:val="clear"/>
+            <w:tcMar>
+              <w:top w:type="dxa" w:w="60"/>
+              <w:left w:type="dxa" w:w="140"/>
+              <w:bottom w:type="dxa" w:w="60"/>
+              <w:right w:type="dxa" w:w="140"/>
+            </w:tcMar>
+          </w:tcPr>
+          <w:p>
+            <w:pPr>
+              <w:jc w:val="left"/>
+            </w:pPr>
+            <w:r>
+              <w:rPr>
+                <w:rFonts w:ascii="Times New Roman" w:cs="Times New Roman" w:eastAsia="Times New Roman" w:hAnsi="Times New Roman"/>
+                <w:sz w:val="19"/>
+                <w:szCs w:val="19"/>
+              </w:rPr>
+              <w:t xml:space="preserve"/>
+            </w:r>
+          </w:p>
+        </w:tc>
+        <w:tc>
+          <w:tcPr>
+            <w:tcW w:type="dxa" w:w="340"/>
+            <w:tcBorders>
+              <w:top w:val="single" w:color="AAAAAA" w:sz="1"/>
+              <w:left w:val="single" w:color="AAAAAA" w:sz="1"/>
+              <w:bottom w:val="single" w:color="AAAAAA" w:sz="1"/>
+              <w:right w:val="single" w:color="AAAAAA" w:sz="1"/>
+            </w:tcBorders>
+            <w:shd w:fill="F5F5F5" w:val="clear"/>
+            <w:tcMar>
+              <w:top w:type="dxa" w:w="60"/>
+              <w:left w:type="dxa" w:w="140"/>
+              <w:bottom w:type="dxa" w:w="60"/>
+              <w:right w:type="dxa" w:w="140"/>
+            </w:tcMar>
+          </w:tcPr>
+          <w:p>
+            <w:pPr>
+              <w:jc w:val="left"/>
+            </w:pPr>
+            <w:r>
+              <w:rPr>
+                <w:rFonts w:ascii="Times New Roman" w:cs="Times New Roman" w:eastAsia="Times New Roman" w:hAnsi="Times New Roman"/>
+                <w:sz w:val="19"/>
+                <w:szCs w:val="19"/>
+              </w:rPr>
+              <w:t xml:space="preserve"/>
+            </w:r>
+          </w:p>
+        </w:tc>
+      </w:tr>
+      <w:tr>
+        <w:tc>
+          <w:tcPr>
+            <w:tcW w:type="dxa" w:w="320"/>
+            <w:tcBorders>
+              <w:top w:val="single" w:color="AAAAAA" w:sz="1"/>
+              <w:left w:val="single" w:color="AAAAAA" w:sz="1"/>
+              <w:bottom w:val="single" w:color="AAAAAA" w:sz="1"/>
+              <w:right w:val="single" w:color="AAAAAA" w:sz="1"/>
+            </w:tcBorders>
+            <w:shd w:fill="FFFFFF" w:val="clear"/>
+            <w:tcMar>
+              <w:top w:type="dxa" w:w="60"/>
+              <w:left w:type="dxa" w:w="140"/>
+              <w:bottom w:type="dxa" w:w="60"/>
+              <w:right w:type="dxa" w:w="140"/>
+            </w:tcMar>
+          </w:tcPr>
+          <w:p>
+            <w:pPr>
+              <w:jc w:val="left"/>
+            </w:pPr>
+            <w:r>
+              <w:rPr>
+                <w:rFonts w:ascii="Times New Roman" w:cs="Times New Roman" w:eastAsia="Times New Roman" w:hAnsi="Times New Roman"/>
+                <w:sz w:val="19"/>
+                <w:szCs w:val="19"/>
+              </w:rPr>
+              <w:t xml:space="preserve">10</w:t>
+            </w:r>
+          </w:p>
+        </w:tc>
+        <w:tc>
+          <w:tcPr>
+            <w:tcW w:type="dxa" w:w="1700"/>
+            <w:tcBorders>
+              <w:top w:val="single" w:color="AAAAAA" w:sz="1"/>
+              <w:left w:val="single" w:color="AAAAAA" w:sz="1"/>
+              <w:bottom w:val="single" w:color="AAAAAA" w:sz="1"/>
+              <w:right w:val="single" w:color="AAAAAA" w:sz="1"/>
+            </w:tcBorders>
+            <w:shd w:fill="FFFFFF" w:val="clear"/>
+            <w:tcMar>
+              <w:top w:type="dxa" w:w="60"/>
+              <w:left w:type="dxa" w:w="140"/>
+              <w:bottom w:type="dxa" w:w="60"/>
+              <w:right w:type="dxa" w:w="140"/>
+            </w:tcMar>
+          </w:tcPr>
+          <w:p>
+            <w:pPr>
+              <w:jc w:val="left"/>
+            </w:pPr>
+            <w:r>
+              <w:rPr>
+                <w:rFonts w:ascii="Times New Roman" w:cs="Times New Roman" w:eastAsia="Times New Roman" w:hAnsi="Times New Roman"/>
+                <w:sz w:val="19"/>
+                <w:szCs w:val="19"/>
+              </w:rPr>
+              <w:t xml:space="preserve">Martinek</w:t>
+            </w:r>
+          </w:p>
+        </w:tc>
+        <w:tc>
+          <w:tcPr>
+            <w:tcW w:type="dxa" w:w="480"/>
+            <w:tcBorders>
+              <w:top w:val="single" w:color="AAAAAA" w:sz="1"/>
+              <w:left w:val="single" w:color="AAAAAA" w:sz="1"/>
+              <w:bottom w:val="single" w:color="AAAAAA" w:sz="1"/>
+              <w:right w:val="single" w:color="AAAAAA" w:sz="1"/>
+            </w:tcBorders>
+            <w:shd w:fill="FFFFFF" w:val="clear"/>
+            <w:tcMar>
+              <w:top w:type="dxa" w:w="60"/>
+              <w:left w:type="dxa" w:w="140"/>
+              <w:bottom w:type="dxa" w:w="60"/>
+              <w:right w:type="dxa" w:w="140"/>
+            </w:tcMar>
+          </w:tcPr>
+          <w:p>
+            <w:pPr>
+              <w:jc w:val="left"/>
+            </w:pPr>
+            <w:r>
+              <w:rPr>
+                <w:rFonts w:ascii="Times New Roman" w:cs="Times New Roman" w:eastAsia="Times New Roman" w:hAnsi="Times New Roman"/>
+                <w:sz w:val="19"/>
+                <w:szCs w:val="19"/>
+              </w:rPr>
+              <w:t xml:space="preserve">2025</w:t>
+            </w:r>
+          </w:p>
+        </w:tc>
+        <w:tc>
+          <w:tcPr>
+            <w:tcW w:type="dxa" w:w="2200"/>
+            <w:tcBorders>
+              <w:top w:val="single" w:color="AAAAAA" w:sz="1"/>
+              <w:left w:val="single" w:color="AAAAAA" w:sz="1"/>
+              <w:bottom w:val="single" w:color="AAAAAA" w:sz="1"/>
+              <w:right w:val="single" w:color="AAAAAA" w:sz="1"/>
+            </w:tcBorders>
+            <w:shd w:fill="FFFFFF" w:val="clear"/>
+            <w:tcMar>
+              <w:top w:type="dxa" w:w="60"/>
+              <w:left w:type="dxa" w:w="140"/>
+              <w:bottom w:type="dxa" w:w="60"/>
+              <w:right w:type="dxa" w:w="140"/>
+            </w:tcMar>
+          </w:tcPr>
+          <w:p>
+            <w:pPr>
+              <w:jc w:val="left"/>
+            </w:pPr>
+            <w:r>
+              <w:rPr>
+                <w:rFonts w:ascii="Times New Roman" w:cs="Times New Roman" w:eastAsia="Times New Roman" w:hAnsi="Times New Roman"/>
+                <w:sz w:val="19"/>
+                <w:szCs w:val="19"/>
+              </w:rPr>
+              <w:t xml:space="preserve">COLING 2025 (Conference)</w:t>
+            </w:r>
+          </w:p>
+        </w:tc>
+        <w:tc>
+          <w:tcPr>
+            <w:tcW w:type="dxa" w:w="340"/>
+            <w:tcBorders>
+              <w:top w:val="single" w:color="AAAAAA" w:sz="1"/>
+              <w:left w:val="single" w:color="AAAAAA" w:sz="1"/>
+              <w:bottom w:val="single" w:color="AAAAAA" w:sz="1"/>
+              <w:right w:val="single" w:color="AAAAAA" w:sz="1"/>
+            </w:tcBorders>
+            <w:shd w:fill="FFFFFF" w:val="clear"/>
+            <w:tcMar>
+              <w:top w:type="dxa" w:w="60"/>
+              <w:left w:type="dxa" w:w="140"/>
+              <w:bottom w:type="dxa" w:w="60"/>
+              <w:right w:type="dxa" w:w="140"/>
+            </w:tcMar>
+          </w:tcPr>
+          <w:p>
+            <w:pPr>
+              <w:jc w:val="left"/>
+            </w:pPr>
+            <w:r>
+              <w:rPr>
+                <w:rFonts w:ascii="Times New Roman" w:cs="Times New Roman" w:eastAsia="Times New Roman" w:hAnsi="Times New Roman"/>
+                <w:sz w:val="19"/>
+                <w:szCs w:val="19"/>
+              </w:rPr>
+              <w:t xml:space="preserve">✓</w:t>
+            </w:r>
+          </w:p>
+        </w:tc>
+        <w:tc>
+          <w:tcPr>
+            <w:tcW w:type="dxa" w:w="340"/>
+            <w:tcBorders>
+              <w:top w:val="single" w:color="AAAAAA" w:sz="1"/>
+              <w:left w:val="single" w:color="AAAAAA" w:sz="1"/>
+              <w:bottom w:val="single" w:color="AAAAAA" w:sz="1"/>
+              <w:right w:val="single" w:color="AAAAAA" w:sz="1"/>
+            </w:tcBorders>
+            <w:shd w:fill="FFFFFF" w:val="clear"/>
+            <w:tcMar>
+              <w:top w:type="dxa" w:w="60"/>
+              <w:left w:type="dxa" w:w="140"/>
+              <w:bottom w:type="dxa" w:w="60"/>
+              <w:right w:type="dxa" w:w="140"/>
+            </w:tcMar>
+          </w:tcPr>
+          <w:p>
+            <w:pPr>
+              <w:jc w:val="left"/>
+            </w:pPr>
+            <w:r>
+              <w:rPr>
+                <w:rFonts w:ascii="Times New Roman" w:cs="Times New Roman" w:eastAsia="Times New Roman" w:hAnsi="Times New Roman"/>
+                <w:sz w:val="19"/>
+                <w:szCs w:val="19"/>
+              </w:rPr>
+              <w:t xml:space="preserve"/>
+            </w:r>
+          </w:p>
+        </w:tc>
+        <w:tc>
+          <w:tcPr>
+            <w:tcW w:type="dxa" w:w="340"/>
+            <w:tcBorders>
+              <w:top w:val="single" w:color="AAAAAA" w:sz="1"/>
+              <w:left w:val="single" w:color="AAAAAA" w:sz="1"/>
+              <w:bottom w:val="single" w:color="AAAAAA" w:sz="1"/>
+              <w:right w:val="single" w:color="AAAAAA" w:sz="1"/>
+            </w:tcBorders>
+            <w:shd w:fill="FFFFFF" w:val="clear"/>
+            <w:tcMar>
+              <w:top w:type="dxa" w:w="60"/>
+              <w:left w:type="dxa" w:w="140"/>
+              <w:bottom w:type="dxa" w:w="60"/>
+              <w:right w:type="dxa" w:w="140"/>
+            </w:tcMar>
+          </w:tcPr>
+          <w:p>
+            <w:pPr>
+              <w:jc w:val="left"/>
+            </w:pPr>
+            <w:r>
+              <w:rPr>
+                <w:rFonts w:ascii="Times New Roman" w:cs="Times New Roman" w:eastAsia="Times New Roman" w:hAnsi="Times New Roman"/>
+                <w:sz w:val="19"/>
+                <w:szCs w:val="19"/>
+              </w:rPr>
+              <w:t xml:space="preserve"/>
+            </w:r>
+          </w:p>
+        </w:tc>
+      </w:tr>
+      <w:tr>
+        <w:tc>
+          <w:tcPr>
+            <w:tcW w:type="dxa" w:w="320"/>
+            <w:tcBorders>
+              <w:top w:val="single" w:color="AAAAAA" w:sz="1"/>
+              <w:left w:val="single" w:color="AAAAAA" w:sz="1"/>
+              <w:bottom w:val="single" w:color="AAAAAA" w:sz="1"/>
+              <w:right w:val="single" w:color="AAAAAA" w:sz="1"/>
+            </w:tcBorders>
+            <w:shd w:fill="F5F5F5" w:val="clear"/>
+            <w:tcMar>
+              <w:top w:type="dxa" w:w="60"/>
+              <w:left w:type="dxa" w:w="140"/>
+              <w:bottom w:type="dxa" w:w="60"/>
+              <w:right w:type="dxa" w:w="140"/>
+            </w:tcMar>
+          </w:tcPr>
+          <w:p>
+            <w:pPr>
+              <w:jc w:val="left"/>
+            </w:pPr>
+            <w:r>
+              <w:rPr>
+                <w:rFonts w:ascii="Times New Roman" w:cs="Times New Roman" w:eastAsia="Times New Roman" w:hAnsi="Times New Roman"/>
+                <w:sz w:val="19"/>
+                <w:szCs w:val="19"/>
+              </w:rPr>
+              <w:t xml:space="preserve">11</w:t>
+            </w:r>
+          </w:p>
+        </w:tc>
+        <w:tc>
+          <w:tcPr>
+            <w:tcW w:type="dxa" w:w="1700"/>
+            <w:tcBorders>
+              <w:top w:val="single" w:color="AAAAAA" w:sz="1"/>
+              <w:left w:val="single" w:color="AAAAAA" w:sz="1"/>
+              <w:bottom w:val="single" w:color="AAAAAA" w:sz="1"/>
+              <w:right w:val="single" w:color="AAAAAA" w:sz="1"/>
+            </w:tcBorders>
+            <w:shd w:fill="F5F5F5" w:val="clear"/>
+            <w:tcMar>
+              <w:top w:type="dxa" w:w="60"/>
+              <w:left w:type="dxa" w:w="140"/>
+              <w:bottom w:type="dxa" w:w="60"/>
+              <w:right w:type="dxa" w:w="140"/>
+            </w:tcMar>
+          </w:tcPr>
+          <w:p>
+            <w:pPr>
+              <w:jc w:val="left"/>
+            </w:pPr>
+            <w:r>
+              <w:rPr>
+                <w:rFonts w:ascii="Times New Roman" w:cs="Times New Roman" w:eastAsia="Times New Roman" w:hAnsi="Times New Roman"/>
+                <w:sz w:val="19"/>
+                <w:szCs w:val="19"/>
+              </w:rPr>
+              <w:t xml:space="preserve">Patel et al.</w:t>
+            </w:r>
+          </w:p>
+        </w:tc>
+        <w:tc>
+          <w:tcPr>
+            <w:tcW w:type="dxa" w:w="480"/>
+            <w:tcBorders>
+              <w:top w:val="single" w:color="AAAAAA" w:sz="1"/>
+              <w:left w:val="single" w:color="AAAAAA" w:sz="1"/>
+              <w:bottom w:val="single" w:color="AAAAAA" w:sz="1"/>
+              <w:right w:val="single" w:color="AAAAAA" w:sz="1"/>
+            </w:tcBorders>
+            <w:shd w:fill="F5F5F5" w:val="clear"/>
+            <w:tcMar>
+              <w:top w:type="dxa" w:w="60"/>
+              <w:left w:type="dxa" w:w="140"/>
+              <w:bottom w:type="dxa" w:w="60"/>
+              <w:right w:type="dxa" w:w="140"/>
+            </w:tcMar>
+          </w:tcPr>
+          <w:p>
+            <w:pPr>
+              <w:jc w:val="left"/>
+            </w:pPr>
+            <w:r>
+              <w:rPr>
+                <w:rFonts w:ascii="Times New Roman" w:cs="Times New Roman" w:eastAsia="Times New Roman" w:hAnsi="Times New Roman"/>
+                <w:sz w:val="19"/>
+                <w:szCs w:val="19"/>
+              </w:rPr>
+              <w:t xml:space="preserve">2026</w:t>
+            </w:r>
+          </w:p>
+        </w:tc>
+        <w:tc>
+          <w:tcPr>
+            <w:tcW w:type="dxa" w:w="2200"/>
+            <w:tcBorders>
+              <w:top w:val="single" w:color="AAAAAA" w:sz="1"/>
+              <w:left w:val="single" w:color="AAAAAA" w:sz="1"/>
+              <w:bottom w:val="single" w:color="AAAAAA" w:sz="1"/>
+              <w:right w:val="single" w:color="AAAAAA" w:sz="1"/>
+            </w:tcBorders>
+            <w:shd w:fill="F5F5F5" w:val="clear"/>
+            <w:tcMar>
+              <w:top w:type="dxa" w:w="60"/>
+              <w:left w:type="dxa" w:w="140"/>
+              <w:bottom w:type="dxa" w:w="60"/>
+              <w:right w:type="dxa" w:w="140"/>
+            </w:tcMar>
+          </w:tcPr>
+          <w:p>
+            <w:pPr>
+              <w:jc w:val="left"/>
+            </w:pPr>
+            <w:r>
+              <w:rPr>
+                <w:rFonts w:ascii="Times New Roman" w:cs="Times New Roman" w:eastAsia="Times New Roman" w:hAnsi="Times New Roman"/>
+                <w:sz w:val="19"/>
+                <w:szCs w:val="19"/>
+              </w:rPr>
+              <w:t xml:space="preserve">Digital Health &amp; Media (Journal)</w:t>
+            </w:r>
+          </w:p>
+        </w:tc>
+        <w:tc>
+          <w:tcPr>
+            <w:tcW w:type="dxa" w:w="340"/>
+            <w:tcBorders>
+              <w:top w:val="single" w:color="AAAAAA" w:sz="1"/>
+              <w:left w:val="single" w:color="AAAAAA" w:sz="1"/>
+              <w:bottom w:val="single" w:color="AAAAAA" w:sz="1"/>
+              <w:right w:val="single" w:color="AAAAAA" w:sz="1"/>
+            </w:tcBorders>
+            <w:shd w:fill="F5F5F5" w:val="clear"/>
+            <w:tcMar>
+              <w:top w:type="dxa" w:w="60"/>
+              <w:left w:type="dxa" w:w="140"/>
+              <w:bottom w:type="dxa" w:w="60"/>
+              <w:right w:type="dxa" w:w="140"/>
+            </w:tcMar>
+          </w:tcPr>
+          <w:p>
+            <w:pPr>
+              <w:jc w:val="left"/>
+            </w:pPr>
+            <w:r>
+              <w:rPr>
+                <w:rFonts w:ascii="Times New Roman" w:cs="Times New Roman" w:eastAsia="Times New Roman" w:hAnsi="Times New Roman"/>
+                <w:sz w:val="19"/>
+                <w:szCs w:val="19"/>
+              </w:rPr>
+              <w:t xml:space="preserve">✓</w:t>
+            </w:r>
+          </w:p>
+        </w:tc>
+        <w:tc>
+          <w:tcPr>
+            <w:tcW w:type="dxa" w:w="340"/>
+            <w:tcBorders>
+              <w:top w:val="single" w:color="AAAAAA" w:sz="1"/>
+              <w:left w:val="single" w:color="AAAAAA" w:sz="1"/>
+              <w:bottom w:val="single" w:color="AAAAAA" w:sz="1"/>
+              <w:right w:val="single" w:color="AAAAAA" w:sz="1"/>
+            </w:tcBorders>
+            <w:shd w:fill="F5F5F5" w:val="clear"/>
+            <w:tcMar>
+              <w:top w:type="dxa" w:w="60"/>
+              <w:left w:type="dxa" w:w="140"/>
+              <w:bottom w:type="dxa" w:w="60"/>
+              <w:right w:type="dxa" w:w="140"/>
+            </w:tcMar>
+          </w:tcPr>
+          <w:p>
+            <w:pPr>
+              <w:jc w:val="left"/>
+            </w:pPr>
+            <w:r>
+              <w:rPr>
+                <w:rFonts w:ascii="Times New Roman" w:cs="Times New Roman" w:eastAsia="Times New Roman" w:hAnsi="Times New Roman"/>
+                <w:sz w:val="19"/>
+                <w:szCs w:val="19"/>
+              </w:rPr>
+              <w:t xml:space="preserve"/>
+            </w:r>
+          </w:p>
+        </w:tc>
+        <w:tc>
+          <w:tcPr>
+            <w:tcW w:type="dxa" w:w="340"/>
+            <w:tcBorders>
+              <w:top w:val="single" w:color="AAAAAA" w:sz="1"/>
+              <w:left w:val="single" w:color="AAAAAA" w:sz="1"/>
+              <w:bottom w:val="single" w:color="AAAAAA" w:sz="1"/>
+              <w:right w:val="single" w:color="AAAAAA" w:sz="1"/>
+            </w:tcBorders>
+            <w:shd w:fill="F5F5F5" w:val="clear"/>
+            <w:tcMar>
+              <w:top w:type="dxa" w:w="60"/>
+              <w:left w:type="dxa" w:w="140"/>
+              <w:bottom w:type="dxa" w:w="60"/>
+              <w:right w:type="dxa" w:w="140"/>
+            </w:tcMar>
+          </w:tcPr>
+          <w:p>
+            <w:pPr>
+              <w:jc w:val="left"/>
+            </w:pPr>
+            <w:r>
+              <w:rPr>
+                <w:rFonts w:ascii="Times New Roman" w:cs="Times New Roman" w:eastAsia="Times New Roman" w:hAnsi="Times New Roman"/>
+                <w:sz w:val="19"/>
+                <w:szCs w:val="19"/>
+              </w:rPr>
+              <w:t xml:space="preserve">✓</w:t>
+            </w:r>
+          </w:p>
+        </w:tc>
+      </w:tr>
+      <w:tr>
+        <w:tc>
+          <w:tcPr>
+            <w:tcW w:type="dxa" w:w="320"/>
+            <w:tcBorders>
+              <w:top w:val="single" w:color="AAAAAA" w:sz="1"/>
+              <w:left w:val="single" w:color="AAAAAA" w:sz="1"/>
+              <w:bottom w:val="single" w:color="AAAAAA" w:sz="1"/>
+              <w:right w:val="single" w:color="AAAAAA" w:sz="1"/>
+            </w:tcBorders>
+            <w:shd w:fill="FFFFFF" w:val="clear"/>
+            <w:tcMar>
+              <w:top w:type="dxa" w:w="60"/>
+              <w:left w:type="dxa" w:w="140"/>
+              <w:bottom w:type="dxa" w:w="60"/>
+              <w:right w:type="dxa" w:w="140"/>
+            </w:tcMar>
+          </w:tcPr>
+          <w:p>
+            <w:pPr>
+              <w:jc w:val="left"/>
+            </w:pPr>
+            <w:r>
+              <w:rPr>
+                <w:rFonts w:ascii="Times New Roman" w:cs="Times New Roman" w:eastAsia="Times New Roman" w:hAnsi="Times New Roman"/>
+                <w:sz w:val="19"/>
+                <w:szCs w:val="19"/>
+              </w:rPr>
+              <w:t xml:space="preserve">12</w:t>
+            </w:r>
+          </w:p>
+        </w:tc>
+        <w:tc>
+          <w:tcPr>
+            <w:tcW w:type="dxa" w:w="1700"/>
+            <w:tcBorders>
+              <w:top w:val="single" w:color="AAAAAA" w:sz="1"/>
+              <w:left w:val="single" w:color="AAAAAA" w:sz="1"/>
+              <w:bottom w:val="single" w:color="AAAAAA" w:sz="1"/>
+              <w:right w:val="single" w:color="AAAAAA" w:sz="1"/>
+            </w:tcBorders>
+            <w:shd w:fill="FFFFFF" w:val="clear"/>
+            <w:tcMar>
+              <w:top w:type="dxa" w:w="60"/>
+              <w:left w:type="dxa" w:w="140"/>
+              <w:bottom w:type="dxa" w:w="60"/>
+              <w:right w:type="dxa" w:w="140"/>
+            </w:tcMar>
+          </w:tcPr>
+          <w:p>
+            <w:pPr>
+              <w:jc w:val="left"/>
+            </w:pPr>
+            <w:r>
+              <w:rPr>
+                <w:rFonts w:ascii="Times New Roman" w:cs="Times New Roman" w:eastAsia="Times New Roman" w:hAnsi="Times New Roman"/>
+                <w:sz w:val="19"/>
+                <w:szCs w:val="19"/>
+              </w:rPr>
+              <w:t xml:space="preserve">Singh et al.</w:t>
+            </w:r>
+          </w:p>
+        </w:tc>
+        <w:tc>
+          <w:tcPr>
+            <w:tcW w:type="dxa" w:w="480"/>
+            <w:tcBorders>
+              <w:top w:val="single" w:color="AAAAAA" w:sz="1"/>
+              <w:left w:val="single" w:color="AAAAAA" w:sz="1"/>
+              <w:bottom w:val="single" w:color="AAAAAA" w:sz="1"/>
+              <w:right w:val="single" w:color="AAAAAA" w:sz="1"/>
+            </w:tcBorders>
+            <w:shd w:fill="FFFFFF" w:val="clear"/>
+            <w:tcMar>
+              <w:top w:type="dxa" w:w="60"/>
+              <w:left w:type="dxa" w:w="140"/>
+              <w:bottom w:type="dxa" w:w="60"/>
+              <w:right w:type="dxa" w:w="140"/>
+            </w:tcMar>
+          </w:tcPr>
+          <w:p>
+            <w:pPr>
+              <w:jc w:val="left"/>
+            </w:pPr>
+            <w:r>
+              <w:rPr>
+                <w:rFonts w:ascii="Times New Roman" w:cs="Times New Roman" w:eastAsia="Times New Roman" w:hAnsi="Times New Roman"/>
+                <w:sz w:val="19"/>
+                <w:szCs w:val="19"/>
+              </w:rPr>
+              <w:t xml:space="preserve">2025</w:t>
+            </w:r>
+          </w:p>
+        </w:tc>
+        <w:tc>
+          <w:tcPr>
+            <w:tcW w:type="dxa" w:w="2200"/>
+            <w:tcBorders>
+              <w:top w:val="single" w:color="AAAAAA" w:sz="1"/>
+              <w:left w:val="single" w:color="AAAAAA" w:sz="1"/>
+              <w:bottom w:val="single" w:color="AAAAAA" w:sz="1"/>
+              <w:right w:val="single" w:color="AAAAAA" w:sz="1"/>
+            </w:tcBorders>
+            <w:shd w:fill="FFFFFF" w:val="clear"/>
+            <w:tcMar>
+              <w:top w:type="dxa" w:w="60"/>
+              <w:left w:type="dxa" w:w="140"/>
+              <w:bottom w:type="dxa" w:w="60"/>
+              <w:right w:type="dxa" w:w="140"/>
+            </w:tcMar>
+          </w:tcPr>
+          <w:p>
+            <w:pPr>
+              <w:jc w:val="left"/>
+            </w:pPr>
+            <w:r>
+              <w:rPr>
+                <w:rFonts w:ascii="Times New Roman" w:cs="Times New Roman" w:eastAsia="Times New Roman" w:hAnsi="Times New Roman"/>
+                <w:sz w:val="19"/>
+                <w:szCs w:val="19"/>
+              </w:rPr>
+              <w:t xml:space="preserve">Journal of AI Research</w:t>
+            </w:r>
+          </w:p>
+        </w:tc>
+        <w:tc>
+          <w:tcPr>
+            <w:tcW w:type="dxa" w:w="340"/>
+            <w:tcBorders>
+              <w:top w:val="single" w:color="AAAAAA" w:sz="1"/>
+              <w:left w:val="single" w:color="AAAAAA" w:sz="1"/>
+              <w:bottom w:val="single" w:color="AAAAAA" w:sz="1"/>
+              <w:right w:val="single" w:color="AAAAAA" w:sz="1"/>
+            </w:tcBorders>
+            <w:shd w:fill="FFFFFF" w:val="clear"/>
+            <w:tcMar>
+              <w:top w:type="dxa" w:w="60"/>
+              <w:left w:type="dxa" w:w="140"/>
+              <w:bottom w:type="dxa" w:w="60"/>
+              <w:right w:type="dxa" w:w="140"/>
+            </w:tcMar>
+          </w:tcPr>
+          <w:p>
+            <w:pPr>
+              <w:jc w:val="left"/>
+            </w:pPr>
+            <w:r>
+              <w:rPr>
+                <w:rFonts w:ascii="Times New Roman" w:cs="Times New Roman" w:eastAsia="Times New Roman" w:hAnsi="Times New Roman"/>
+                <w:sz w:val="19"/>
+                <w:szCs w:val="19"/>
+              </w:rPr>
+              <w:t xml:space="preserve">✓</w:t>
+            </w:r>
+          </w:p>
+        </w:tc>
+        <w:tc>
+          <w:tcPr>
+            <w:tcW w:type="dxa" w:w="340"/>
+            <w:tcBorders>
+              <w:top w:val="single" w:color="AAAAAA" w:sz="1"/>
+              <w:left w:val="single" w:color="AAAAAA" w:sz="1"/>
+              <w:bottom w:val="single" w:color="AAAAAA" w:sz="1"/>
+              <w:right w:val="single" w:color="AAAAAA" w:sz="1"/>
+            </w:tcBorders>
+            <w:shd w:fill="FFFFFF" w:val="clear"/>
+            <w:tcMar>
+              <w:top w:type="dxa" w:w="60"/>
+              <w:left w:type="dxa" w:w="140"/>
+              <w:bottom w:type="dxa" w:w="60"/>
+              <w:right w:type="dxa" w:w="140"/>
+            </w:tcMar>
+          </w:tcPr>
+          <w:p>
+            <w:pPr>
+              <w:jc w:val="left"/>
+            </w:pPr>
+            <w:r>
+              <w:rPr>
+                <w:rFonts w:ascii="Times New Roman" w:cs="Times New Roman" w:eastAsia="Times New Roman" w:hAnsi="Times New Roman"/>
+                <w:sz w:val="19"/>
+                <w:szCs w:val="19"/>
+              </w:rPr>
+              <w:t xml:space="preserve"/>
+            </w:r>
+          </w:p>
+        </w:tc>
+        <w:tc>
+          <w:tcPr>
+            <w:tcW w:type="dxa" w:w="340"/>
+            <w:tcBorders>
+              <w:top w:val="single" w:color="AAAAAA" w:sz="1"/>
+              <w:left w:val="single" w:color="AAAAAA" w:sz="1"/>
+              <w:bottom w:val="single" w:color="AAAAAA" w:sz="1"/>
+              <w:right w:val="single" w:color="AAAAAA" w:sz="1"/>
+            </w:tcBorders>
+            <w:shd w:fill="FFFFFF" w:val="clear"/>
+            <w:tcMar>
+              <w:top w:type="dxa" w:w="60"/>
+              <w:left w:type="dxa" w:w="140"/>
+              <w:bottom w:type="dxa" w:w="60"/>
+              <w:right w:type="dxa" w:w="140"/>
+            </w:tcMar>
+          </w:tcPr>
+          <w:p>
+            <w:pPr>
+              <w:jc w:val="left"/>
+            </w:pPr>
+            <w:r>
+              <w:rPr>
+                <w:rFonts w:ascii="Times New Roman" w:cs="Times New Roman" w:eastAsia="Times New Roman" w:hAnsi="Times New Roman"/>
+                <w:sz w:val="19"/>
+                <w:szCs w:val="19"/>
+              </w:rPr>
+              <w:t xml:space="preserve"/>
+            </w:r>
+          </w:p>
+        </w:tc>
+      </w:tr>
+      <w:tr>
+        <w:tc>
+          <w:tcPr>
+            <w:tcW w:type="dxa" w:w="320"/>
+            <w:tcBorders>
+              <w:top w:val="single" w:color="AAAAAA" w:sz="1"/>
+              <w:left w:val="single" w:color="AAAAAA" w:sz="1"/>
+              <w:bottom w:val="single" w:color="AAAAAA" w:sz="1"/>
+              <w:right w:val="single" w:color="AAAAAA" w:sz="1"/>
+            </w:tcBorders>
+            <w:shd w:fill="F5F5F5" w:val="clear"/>
+            <w:tcMar>
+              <w:top w:type="dxa" w:w="60"/>
+              <w:left w:type="dxa" w:w="140"/>
+              <w:bottom w:type="dxa" w:w="60"/>
+              <w:right w:type="dxa" w:w="140"/>
+            </w:tcMar>
+          </w:tcPr>
+          <w:p>
+            <w:pPr>
+              <w:jc w:val="left"/>
+            </w:pPr>
+            <w:r>
+              <w:rPr>
+                <w:rFonts w:ascii="Times New Roman" w:cs="Times New Roman" w:eastAsia="Times New Roman" w:hAnsi="Times New Roman"/>
+                <w:sz w:val="19"/>
+                <w:szCs w:val="19"/>
+              </w:rPr>
+              <w:t xml:space="preserve">13</w:t>
+            </w:r>
+          </w:p>
+        </w:tc>
+        <w:tc>
+          <w:tcPr>
+            <w:tcW w:type="dxa" w:w="1700"/>
+            <w:tcBorders>
+              <w:top w:val="single" w:color="AAAAAA" w:sz="1"/>
+              <w:left w:val="single" w:color="AAAAAA" w:sz="1"/>
+              <w:bottom w:val="single" w:color="AAAAAA" w:sz="1"/>
+              <w:right w:val="single" w:color="AAAAAA" w:sz="1"/>
+            </w:tcBorders>
+            <w:shd w:fill="F5F5F5" w:val="clear"/>
+            <w:tcMar>
+              <w:top w:type="dxa" w:w="60"/>
+              <w:left w:type="dxa" w:w="140"/>
+              <w:bottom w:type="dxa" w:w="60"/>
+              <w:right w:type="dxa" w:w="140"/>
+            </w:tcMar>
+          </w:tcPr>
+          <w:p>
+            <w:pPr>
+              <w:jc w:val="left"/>
+            </w:pPr>
+            <w:r>
+              <w:rPr>
+                <w:rFonts w:ascii="Times New Roman" w:cs="Times New Roman" w:eastAsia="Times New Roman" w:hAnsi="Times New Roman"/>
+                <w:sz w:val="19"/>
+                <w:szCs w:val="19"/>
+              </w:rPr>
+              <w:t xml:space="preserve">Soundarya &amp; Gururaj</w:t>
+            </w:r>
+          </w:p>
+        </w:tc>
+        <w:tc>
+          <w:tcPr>
+            <w:tcW w:type="dxa" w:w="480"/>
+            <w:tcBorders>
+              <w:top w:val="single" w:color="AAAAAA" w:sz="1"/>
+              <w:left w:val="single" w:color="AAAAAA" w:sz="1"/>
+              <w:bottom w:val="single" w:color="AAAAAA" w:sz="1"/>
+              <w:right w:val="single" w:color="AAAAAA" w:sz="1"/>
+            </w:tcBorders>
+            <w:shd w:fill="F5F5F5" w:val="clear"/>
+            <w:tcMar>
+              <w:top w:type="dxa" w:w="60"/>
+              <w:left w:type="dxa" w:w="140"/>
+              <w:bottom w:type="dxa" w:w="60"/>
+              <w:right w:type="dxa" w:w="140"/>
+            </w:tcMar>
+          </w:tcPr>
+          <w:p>
+            <w:pPr>
+              <w:jc w:val="left"/>
+            </w:pPr>
+            <w:r>
+              <w:rPr>
+                <w:rFonts w:ascii="Times New Roman" w:cs="Times New Roman" w:eastAsia="Times New Roman" w:hAnsi="Times New Roman"/>
+                <w:sz w:val="19"/>
+                <w:szCs w:val="19"/>
+              </w:rPr>
+              <w:t xml:space="preserve">2026</w:t>
+            </w:r>
+          </w:p>
+        </w:tc>
+        <w:tc>
+          <w:tcPr>
+            <w:tcW w:type="dxa" w:w="2200"/>
+            <w:tcBorders>
+              <w:top w:val="single" w:color="AAAAAA" w:sz="1"/>
+              <w:left w:val="single" w:color="AAAAAA" w:sz="1"/>
+              <w:bottom w:val="single" w:color="AAAAAA" w:sz="1"/>
+              <w:right w:val="single" w:color="AAAAAA" w:sz="1"/>
+            </w:tcBorders>
+            <w:shd w:fill="F5F5F5" w:val="clear"/>
+            <w:tcMar>
+              <w:top w:type="dxa" w:w="60"/>
+              <w:left w:type="dxa" w:w="140"/>
+              <w:bottom w:type="dxa" w:w="60"/>
+              <w:right w:type="dxa" w:w="140"/>
+            </w:tcMar>
+          </w:tcPr>
+          <w:p>
+            <w:pPr>
+              <w:jc w:val="left"/>
+            </w:pPr>
+            <w:r>
+              <w:rPr>
+                <w:rFonts w:ascii="Times New Roman" w:cs="Times New Roman" w:eastAsia="Times New Roman" w:hAnsi="Times New Roman"/>
+                <w:sz w:val="19"/>
+                <w:szCs w:val="19"/>
+              </w:rPr>
+              <w:t xml:space="preserve">Discover Applied Sciences</w:t>
+            </w:r>
+          </w:p>
+        </w:tc>
+        <w:tc>
+          <w:tcPr>
+            <w:tcW w:type="dxa" w:w="340"/>
+            <w:tcBorders>
+              <w:top w:val="single" w:color="AAAAAA" w:sz="1"/>
+              <w:left w:val="single" w:color="AAAAAA" w:sz="1"/>
+              <w:bottom w:val="single" w:color="AAAAAA" w:sz="1"/>
+              <w:right w:val="single" w:color="AAAAAA" w:sz="1"/>
+            </w:tcBorders>
+            <w:shd w:fill="F5F5F5" w:val="clear"/>
+            <w:tcMar>
+              <w:top w:type="dxa" w:w="60"/>
+              <w:left w:type="dxa" w:w="140"/>
+              <w:bottom w:type="dxa" w:w="60"/>
+              <w:right w:type="dxa" w:w="140"/>
+            </w:tcMar>
+          </w:tcPr>
+          <w:p>
+            <w:pPr>
+              <w:jc w:val="left"/>
+            </w:pPr>
+            <w:r>
+              <w:rPr>
+                <w:rFonts w:ascii="Times New Roman" w:cs="Times New Roman" w:eastAsia="Times New Roman" w:hAnsi="Times New Roman"/>
+                <w:sz w:val="19"/>
+                <w:szCs w:val="19"/>
+              </w:rPr>
+              <w:t xml:space="preserve">✓</w:t>
+            </w:r>
+          </w:p>
+        </w:tc>
+        <w:tc>
+          <w:tcPr>
+            <w:tcW w:type="dxa" w:w="340"/>
+            <w:tcBorders>
+              <w:top w:val="single" w:color="AAAAAA" w:sz="1"/>
+              <w:left w:val="single" w:color="AAAAAA" w:sz="1"/>
+              <w:bottom w:val="single" w:color="AAAAAA" w:sz="1"/>
+              <w:right w:val="single" w:color="AAAAAA" w:sz="1"/>
+            </w:tcBorders>
+            <w:shd w:fill="F5F5F5" w:val="clear"/>
+            <w:tcMar>
+              <w:top w:type="dxa" w:w="60"/>
+              <w:left w:type="dxa" w:w="140"/>
+              <w:bottom w:type="dxa" w:w="60"/>
+              <w:right w:type="dxa" w:w="140"/>
+            </w:tcMar>
+          </w:tcPr>
+          <w:p>
+            <w:pPr>
+              <w:jc w:val="left"/>
+            </w:pPr>
+            <w:r>
+              <w:rPr>
+                <w:rFonts w:ascii="Times New Roman" w:cs="Times New Roman" w:eastAsia="Times New Roman" w:hAnsi="Times New Roman"/>
+                <w:sz w:val="19"/>
+                <w:szCs w:val="19"/>
+              </w:rPr>
+              <w:t xml:space="preserve"/>
+            </w:r>
+          </w:p>
+        </w:tc>
+        <w:tc>
+          <w:tcPr>
+            <w:tcW w:type="dxa" w:w="340"/>
+            <w:tcBorders>
+              <w:top w:val="single" w:color="AAAAAA" w:sz="1"/>
+              <w:left w:val="single" w:color="AAAAAA" w:sz="1"/>
+              <w:bottom w:val="single" w:color="AAAAAA" w:sz="1"/>
+              <w:right w:val="single" w:color="AAAAAA" w:sz="1"/>
+            </w:tcBorders>
+            <w:shd w:fill="F5F5F5" w:val="clear"/>
+            <w:tcMar>
+              <w:top w:type="dxa" w:w="60"/>
+              <w:left w:type="dxa" w:w="140"/>
+              <w:bottom w:type="dxa" w:w="60"/>
+              <w:right w:type="dxa" w:w="140"/>
+            </w:tcMar>
+          </w:tcPr>
+          <w:p>
+            <w:pPr>
+              <w:jc w:val="left"/>
+            </w:pPr>
+            <w:r>
+              <w:rPr>
+                <w:rFonts w:ascii="Times New Roman" w:cs="Times New Roman" w:eastAsia="Times New Roman" w:hAnsi="Times New Roman"/>
+                <w:sz w:val="19"/>
+                <w:szCs w:val="19"/>
+              </w:rPr>
+              <w:t xml:space="preserve"/>
+            </w:r>
+          </w:p>
+        </w:tc>
+      </w:tr>
+      <w:tr>
+        <w:tc>
+          <w:tcPr>
+            <w:tcW w:type="dxa" w:w="320"/>
+            <w:tcBorders>
+              <w:top w:val="single" w:color="AAAAAA" w:sz="1"/>
+              <w:left w:val="single" w:color="AAAAAA" w:sz="1"/>
+              <w:bottom w:val="single" w:color="AAAAAA" w:sz="1"/>
+              <w:right w:val="single" w:color="AAAAAA" w:sz="1"/>
+            </w:tcBorders>
+            <w:shd w:fill="FFFFFF" w:val="clear"/>
+            <w:tcMar>
+              <w:top w:type="dxa" w:w="60"/>
+              <w:left w:type="dxa" w:w="140"/>
+              <w:bottom w:type="dxa" w:w="60"/>
+              <w:right w:type="dxa" w:w="140"/>
+            </w:tcMar>
+          </w:tcPr>
+          <w:p>
+            <w:pPr>
+              <w:jc w:val="left"/>
+            </w:pPr>
+            <w:r>
+              <w:rPr>
+                <w:rFonts w:ascii="Times New Roman" w:cs="Times New Roman" w:eastAsia="Times New Roman" w:hAnsi="Times New Roman"/>
+                <w:sz w:val="19"/>
+                <w:szCs w:val="19"/>
+              </w:rPr>
+              <w:t xml:space="preserve">14</w:t>
+            </w:r>
+          </w:p>
+        </w:tc>
+        <w:tc>
+          <w:tcPr>
+            <w:tcW w:type="dxa" w:w="1700"/>
+            <w:tcBorders>
+              <w:top w:val="single" w:color="AAAAAA" w:sz="1"/>
+              <w:left w:val="single" w:color="AAAAAA" w:sz="1"/>
+              <w:bottom w:val="single" w:color="AAAAAA" w:sz="1"/>
+              <w:right w:val="single" w:color="AAAAAA" w:sz="1"/>
+            </w:tcBorders>
+            <w:shd w:fill="FFFFFF" w:val="clear"/>
+            <w:tcMar>
+              <w:top w:type="dxa" w:w="60"/>
+              <w:left w:type="dxa" w:w="140"/>
+              <w:bottom w:type="dxa" w:w="60"/>
+              <w:right w:type="dxa" w:w="140"/>
+            </w:tcMar>
+          </w:tcPr>
+          <w:p>
+            <w:pPr>
+              <w:jc w:val="left"/>
+            </w:pPr>
+            <w:r>
+              <w:rPr>
+                <w:rFonts w:ascii="Times New Roman" w:cs="Times New Roman" w:eastAsia="Times New Roman" w:hAnsi="Times New Roman"/>
+                <w:sz w:val="19"/>
+                <w:szCs w:val="19"/>
+              </w:rPr>
+              <w:t xml:space="preserve">Soundarya et al.</w:t>
+            </w:r>
+          </w:p>
+        </w:tc>
+        <w:tc>
+          <w:tcPr>
+            <w:tcW w:type="dxa" w:w="480"/>
+            <w:tcBorders>
+              <w:top w:val="single" w:color="AAAAAA" w:sz="1"/>
+              <w:left w:val="single" w:color="AAAAAA" w:sz="1"/>
+              <w:bottom w:val="single" w:color="AAAAAA" w:sz="1"/>
+              <w:right w:val="single" w:color="AAAAAA" w:sz="1"/>
+            </w:tcBorders>
+            <w:shd w:fill="FFFFFF" w:val="clear"/>
+            <w:tcMar>
+              <w:top w:type="dxa" w:w="60"/>
+              <w:left w:type="dxa" w:w="140"/>
+              <w:bottom w:type="dxa" w:w="60"/>
+              <w:right w:type="dxa" w:w="140"/>
+            </w:tcMar>
+          </w:tcPr>
+          <w:p>
+            <w:pPr>
+              <w:jc w:val="left"/>
+            </w:pPr>
+            <w:r>
+              <w:rPr>
+                <w:rFonts w:ascii="Times New Roman" w:cs="Times New Roman" w:eastAsia="Times New Roman" w:hAnsi="Times New Roman"/>
+                <w:sz w:val="19"/>
+                <w:szCs w:val="19"/>
+              </w:rPr>
+              <w:t xml:space="preserve">2025</w:t>
+            </w:r>
+          </w:p>
+        </w:tc>
+        <w:tc>
+          <w:tcPr>
+            <w:tcW w:type="dxa" w:w="2200"/>
+            <w:tcBorders>
+              <w:top w:val="single" w:color="AAAAAA" w:sz="1"/>
+              <w:left w:val="single" w:color="AAAAAA" w:sz="1"/>
+              <w:bottom w:val="single" w:color="AAAAAA" w:sz="1"/>
+              <w:right w:val="single" w:color="AAAAAA" w:sz="1"/>
+            </w:tcBorders>
+            <w:shd w:fill="FFFFFF" w:val="clear"/>
+            <w:tcMar>
+              <w:top w:type="dxa" w:w="60"/>
+              <w:left w:type="dxa" w:w="140"/>
+              <w:bottom w:type="dxa" w:w="60"/>
+              <w:right w:type="dxa" w:w="140"/>
+            </w:tcMar>
+          </w:tcPr>
+          <w:p>
+            <w:pPr>
+              <w:jc w:val="left"/>
+            </w:pPr>
+            <w:r>
+              <w:rPr>
+                <w:rFonts w:ascii="Times New Roman" w:cs="Times New Roman" w:eastAsia="Times New Roman" w:hAnsi="Times New Roman"/>
+                <w:sz w:val="19"/>
+                <w:szCs w:val="19"/>
+              </w:rPr>
+              <w:t xml:space="preserve">Discover Computing (Journal)</w:t>
+            </w:r>
+          </w:p>
+        </w:tc>
+        <w:tc>
+          <w:tcPr>
+            <w:tcW w:type="dxa" w:w="340"/>
+            <w:tcBorders>
+              <w:top w:val="single" w:color="AAAAAA" w:sz="1"/>
+              <w:left w:val="single" w:color="AAAAAA" w:sz="1"/>
+              <w:bottom w:val="single" w:color="AAAAAA" w:sz="1"/>
+              <w:right w:val="single" w:color="AAAAAA" w:sz="1"/>
+            </w:tcBorders>
+            <w:shd w:fill="FFFFFF" w:val="clear"/>
+            <w:tcMar>
+              <w:top w:type="dxa" w:w="60"/>
+              <w:left w:type="dxa" w:w="140"/>
+              <w:bottom w:type="dxa" w:w="60"/>
+              <w:right w:type="dxa" w:w="140"/>
+            </w:tcMar>
+          </w:tcPr>
+          <w:p>
+            <w:pPr>
+              <w:jc w:val="left"/>
+            </w:pPr>
+            <w:r>
+              <w:rPr>
+                <w:rFonts w:ascii="Times New Roman" w:cs="Times New Roman" w:eastAsia="Times New Roman" w:hAnsi="Times New Roman"/>
+                <w:sz w:val="19"/>
+                <w:szCs w:val="19"/>
+              </w:rPr>
+              <w:t xml:space="preserve">✓</w:t>
+            </w:r>
+          </w:p>
+        </w:tc>
+        <w:tc>
+          <w:tcPr>
+            <w:tcW w:type="dxa" w:w="340"/>
+            <w:tcBorders>
+              <w:top w:val="single" w:color="AAAAAA" w:sz="1"/>
+              <w:left w:val="single" w:color="AAAAAA" w:sz="1"/>
+              <w:bottom w:val="single" w:color="AAAAAA" w:sz="1"/>
+              <w:right w:val="single" w:color="AAAAAA" w:sz="1"/>
+            </w:tcBorders>
+            <w:shd w:fill="FFFFFF" w:val="clear"/>
+            <w:tcMar>
+              <w:top w:type="dxa" w:w="60"/>
+              <w:left w:type="dxa" w:w="140"/>
+              <w:bottom w:type="dxa" w:w="60"/>
+              <w:right w:type="dxa" w:w="140"/>
+            </w:tcMar>
+          </w:tcPr>
+          <w:p>
+            <w:pPr>
+              <w:jc w:val="left"/>
+            </w:pPr>
+            <w:r>
+              <w:rPr>
+                <w:rFonts w:ascii="Times New Roman" w:cs="Times New Roman" w:eastAsia="Times New Roman" w:hAnsi="Times New Roman"/>
+                <w:sz w:val="19"/>
+                <w:szCs w:val="19"/>
+              </w:rPr>
+              <w:t xml:space="preserve"/>
+            </w:r>
+          </w:p>
+        </w:tc>
+        <w:tc>
+          <w:tcPr>
+            <w:tcW w:type="dxa" w:w="340"/>
+            <w:tcBorders>
+              <w:top w:val="single" w:color="AAAAAA" w:sz="1"/>
+              <w:left w:val="single" w:color="AAAAAA" w:sz="1"/>
+              <w:bottom w:val="single" w:color="AAAAAA" w:sz="1"/>
+              <w:right w:val="single" w:color="AAAAAA" w:sz="1"/>
+            </w:tcBorders>
+            <w:shd w:fill="FFFFFF" w:val="clear"/>
+            <w:tcMar>
+              <w:top w:type="dxa" w:w="60"/>
+              <w:left w:type="dxa" w:w="140"/>
+              <w:bottom w:type="dxa" w:w="60"/>
+              <w:right w:type="dxa" w:w="140"/>
+            </w:tcMar>
+          </w:tcPr>
+          <w:p>
+            <w:pPr>
+              <w:jc w:val="left"/>
+            </w:pPr>
+            <w:r>
+              <w:rPr>
+                <w:rFonts w:ascii="Times New Roman" w:cs="Times New Roman" w:eastAsia="Times New Roman" w:hAnsi="Times New Roman"/>
+                <w:sz w:val="19"/>
+                <w:szCs w:val="19"/>
+              </w:rPr>
+              <w:t xml:space="preserve"/>
+            </w:r>
+          </w:p>
+        </w:tc>
+      </w:tr>
+      <w:tr>
+        <w:tc>
+          <w:tcPr>
+            <w:tcW w:type="dxa" w:w="320"/>
+            <w:tcBorders>
+              <w:top w:val="single" w:color="AAAAAA" w:sz="1"/>
+              <w:left w:val="single" w:color="AAAAAA" w:sz="1"/>
+              <w:bottom w:val="single" w:color="AAAAAA" w:sz="1"/>
+              <w:right w:val="single" w:color="AAAAAA" w:sz="1"/>
+            </w:tcBorders>
+            <w:shd w:fill="F5F5F5" w:val="clear"/>
+            <w:tcMar>
+              <w:top w:type="dxa" w:w="60"/>
+              <w:left w:type="dxa" w:w="140"/>
+              <w:bottom w:type="dxa" w:w="60"/>
+              <w:right w:type="dxa" w:w="140"/>
+            </w:tcMar>
+          </w:tcPr>
+          <w:p>
+            <w:pPr>
+              <w:jc w:val="left"/>
+            </w:pPr>
+            <w:r>
+              <w:rPr>
+                <w:rFonts w:ascii="Times New Roman" w:cs="Times New Roman" w:eastAsia="Times New Roman" w:hAnsi="Times New Roman"/>
+                <w:sz w:val="19"/>
+                <w:szCs w:val="19"/>
+              </w:rPr>
+              <w:t xml:space="preserve">15</w:t>
+            </w:r>
+          </w:p>
+        </w:tc>
+        <w:tc>
+          <w:tcPr>
+            <w:tcW w:type="dxa" w:w="1700"/>
+            <w:tcBorders>
+              <w:top w:val="single" w:color="AAAAAA" w:sz="1"/>
+              <w:left w:val="single" w:color="AAAAAA" w:sz="1"/>
+              <w:bottom w:val="single" w:color="AAAAAA" w:sz="1"/>
+              <w:right w:val="single" w:color="AAAAAA" w:sz="1"/>
+            </w:tcBorders>
+            <w:shd w:fill="F5F5F5" w:val="clear"/>
+            <w:tcMar>
+              <w:top w:type="dxa" w:w="60"/>
+              <w:left w:type="dxa" w:w="140"/>
+              <w:bottom w:type="dxa" w:w="60"/>
+              <w:right w:type="dxa" w:w="140"/>
+            </w:tcMar>
+          </w:tcPr>
+          <w:p>
+            <w:pPr>
+              <w:jc w:val="left"/>
+            </w:pPr>
+            <w:r>
+              <w:rPr>
+                <w:rFonts w:ascii="Times New Roman" w:cs="Times New Roman" w:eastAsia="Times New Roman" w:hAnsi="Times New Roman"/>
+                <w:sz w:val="19"/>
+                <w:szCs w:val="19"/>
+              </w:rPr>
+              <w:t xml:space="preserve">European Parliament</w:t>
+            </w:r>
+          </w:p>
+        </w:tc>
+        <w:tc>
+          <w:tcPr>
+            <w:tcW w:type="dxa" w:w="480"/>
+            <w:tcBorders>
+              <w:top w:val="single" w:color="AAAAAA" w:sz="1"/>
+              <w:left w:val="single" w:color="AAAAAA" w:sz="1"/>
+              <w:bottom w:val="single" w:color="AAAAAA" w:sz="1"/>
+              <w:right w:val="single" w:color="AAAAAA" w:sz="1"/>
+            </w:tcBorders>
+            <w:shd w:fill="F5F5F5" w:val="clear"/>
+            <w:tcMar>
+              <w:top w:type="dxa" w:w="60"/>
+              <w:left w:type="dxa" w:w="140"/>
+              <w:bottom w:type="dxa" w:w="60"/>
+              <w:right w:type="dxa" w:w="140"/>
+            </w:tcMar>
+          </w:tcPr>
+          <w:p>
+            <w:pPr>
+              <w:jc w:val="left"/>
+            </w:pPr>
+            <w:r>
+              <w:rPr>
+                <w:rFonts w:ascii="Times New Roman" w:cs="Times New Roman" w:eastAsia="Times New Roman" w:hAnsi="Times New Roman"/>
+                <w:sz w:val="19"/>
+                <w:szCs w:val="19"/>
+              </w:rPr>
+              <w:t xml:space="preserve">2024</w:t>
+            </w:r>
+          </w:p>
+        </w:tc>
+        <w:tc>
+          <w:tcPr>
+            <w:tcW w:type="dxa" w:w="2200"/>
+            <w:tcBorders>
+              <w:top w:val="single" w:color="AAAAAA" w:sz="1"/>
+              <w:left w:val="single" w:color="AAAAAA" w:sz="1"/>
+              <w:bottom w:val="single" w:color="AAAAAA" w:sz="1"/>
+              <w:right w:val="single" w:color="AAAAAA" w:sz="1"/>
+            </w:tcBorders>
+            <w:shd w:fill="F5F5F5" w:val="clear"/>
+            <w:tcMar>
+              <w:top w:type="dxa" w:w="60"/>
+              <w:left w:type="dxa" w:w="140"/>
+              <w:bottom w:type="dxa" w:w="60"/>
+              <w:right w:type="dxa" w:w="140"/>
+            </w:tcMar>
+          </w:tcPr>
+          <w:p>
+            <w:pPr>
+              <w:jc w:val="left"/>
+            </w:pPr>
+            <w:r>
+              <w:rPr>
+                <w:rFonts w:ascii="Times New Roman" w:cs="Times New Roman" w:eastAsia="Times New Roman" w:hAnsi="Times New Roman"/>
+                <w:sz w:val="19"/>
+                <w:szCs w:val="19"/>
+              </w:rPr>
+              <w:t xml:space="preserve">Legislative text (EU AI Act)</w:t>
+            </w:r>
+          </w:p>
+        </w:tc>
+        <w:tc>
+          <w:tcPr>
+            <w:tcW w:type="dxa" w:w="340"/>
+            <w:tcBorders>
+              <w:top w:val="single" w:color="AAAAAA" w:sz="1"/>
+              <w:left w:val="single" w:color="AAAAAA" w:sz="1"/>
+              <w:bottom w:val="single" w:color="AAAAAA" w:sz="1"/>
+              <w:right w:val="single" w:color="AAAAAA" w:sz="1"/>
+            </w:tcBorders>
+            <w:shd w:fill="F5F5F5" w:val="clear"/>
+            <w:tcMar>
+              <w:top w:type="dxa" w:w="60"/>
+              <w:left w:type="dxa" w:w="140"/>
+              <w:bottom w:type="dxa" w:w="60"/>
+              <w:right w:type="dxa" w:w="140"/>
+            </w:tcMar>
+          </w:tcPr>
+          <w:p>
+            <w:pPr>
+              <w:jc w:val="left"/>
+            </w:pPr>
+            <w:r>
+              <w:rPr>
+                <w:rFonts w:ascii="Times New Roman" w:cs="Times New Roman" w:eastAsia="Times New Roman" w:hAnsi="Times New Roman"/>
+                <w:sz w:val="19"/>
+                <w:szCs w:val="19"/>
+              </w:rPr>
+              <w:t xml:space="preserve"/>
+            </w:r>
+          </w:p>
+        </w:tc>
+        <w:tc>
+          <w:tcPr>
+            <w:tcW w:type="dxa" w:w="340"/>
+            <w:tcBorders>
+              <w:top w:val="single" w:color="AAAAAA" w:sz="1"/>
+              <w:left w:val="single" w:color="AAAAAA" w:sz="1"/>
+              <w:bottom w:val="single" w:color="AAAAAA" w:sz="1"/>
+              <w:right w:val="single" w:color="AAAAAA" w:sz="1"/>
+            </w:tcBorders>
+            <w:shd w:fill="F5F5F5" w:val="clear"/>
+            <w:tcMar>
+              <w:top w:type="dxa" w:w="60"/>
+              <w:left w:type="dxa" w:w="140"/>
+              <w:bottom w:type="dxa" w:w="60"/>
+              <w:right w:type="dxa" w:w="140"/>
+            </w:tcMar>
+          </w:tcPr>
+          <w:p>
+            <w:pPr>
+              <w:jc w:val="left"/>
+            </w:pPr>
+            <w:r>
+              <w:rPr>
+                <w:rFonts w:ascii="Times New Roman" w:cs="Times New Roman" w:eastAsia="Times New Roman" w:hAnsi="Times New Roman"/>
+                <w:sz w:val="19"/>
+                <w:szCs w:val="19"/>
+              </w:rPr>
+              <w:t xml:space="preserve"/>
+            </w:r>
+          </w:p>
+        </w:tc>
+        <w:tc>
+          <w:tcPr>
+            <w:tcW w:type="dxa" w:w="340"/>
+            <w:tcBorders>
+              <w:top w:val="single" w:color="AAAAAA" w:sz="1"/>
+              <w:left w:val="single" w:color="AAAAAA" w:sz="1"/>
+              <w:bottom w:val="single" w:color="AAAAAA" w:sz="1"/>
+              <w:right w:val="single" w:color="AAAAAA" w:sz="1"/>
+            </w:tcBorders>
+            <w:shd w:fill="F5F5F5" w:val="clear"/>
+            <w:tcMar>
+              <w:top w:type="dxa" w:w="60"/>
+              <w:left w:type="dxa" w:w="140"/>
+              <w:bottom w:type="dxa" w:w="60"/>
+              <w:right w:type="dxa" w:w="140"/>
+            </w:tcMar>
+          </w:tcPr>
+          <w:p>
+            <w:pPr>
+              <w:jc w:val="left"/>
+            </w:pPr>
+            <w:r>
+              <w:rPr>
+                <w:rFonts w:ascii="Times New Roman" w:cs="Times New Roman" w:eastAsia="Times New Roman" w:hAnsi="Times New Roman"/>
+                <w:sz w:val="19"/>
+                <w:szCs w:val="19"/>
+              </w:rPr>
+              <w:t xml:space="preserve">✓</w:t>
+            </w:r>
+          </w:p>
+        </w:tc>
+      </w:tr>
+    </w:tbl>
+    <w:p>
+      <w:pPr>
+        <w:spacing w:after="160" w:before="60" w:line="276"/>
+        <w:jc w:val="both"/>
+      </w:pPr>
+      <w:r>
+        <w:rPr>
+          <w:rFonts w:ascii="Times New Roman" w:cs="Times New Roman" w:eastAsia="Times New Roman" w:hAnsi="Times New Roman"/>
+          <w:sz w:val="22"/>
+          <w:szCs w:val="22"/>
+        </w:rPr>
+        <w:t xml:space="preserve">T = Technical Detection  |  C = Cybersecurity Risk  |  G = Governance &amp; Ethics</w:t>
+      </w:r>
+    </w:p>
+    <w:p>
+      <w:pPr>
+        <w:pStyle w:val="Heading2"/>
+      </w:pPr>
+      <w:r>
+        <w:rPr>
+          <w:rFonts w:ascii="Times New Roman" w:cs="Times New Roman" w:eastAsia="Times New Roman" w:hAnsi="Times New Roman"/>
+          <w:b/>
+          <w:bCs/>
         </w:rPr>
         <w:t xml:space="preserve">4.2  Analytical Framework</w:t>
       </w:r>
@@ -567,7 +4261,21 @@
           <w:sz w:val="22"/>
           <w:szCs w:val="22"/>
         </w:rPr>
-        <w:t xml:space="preserve">The analysis is organized across three primary dimensions. First, we evaluate technical capabilities and limitations of deepfake detection methods, categorized as: visual artifact detection, biological signal analysis, audio-based detection, metadata analysis, ML classifiers, and frequency-domain masking. Second, we examine cybersecurity and fraud risks, including attack typologies and documented incidents. Third, we assess emerging legal and regulatory frameworks, comparing approaches across jurisdictions and identifying policy gaps. Detection approaches are systematically compared across five criteria: benchmark accuracy, generalization to unseen deepfake types, adversarial robustness, computational cost, and real-time deployment feasibility.</w:t>
+        <w:t xml:space="preserve">The analytical framework is organized across three dimensions — technical detection, cybersecurity risk, and governance — and this structure requires justification, as it is a substantive choice rather than a neutral container. Technical detection is included because it represents the primary operational mechanism by which individuals and platforms can identify synthetic media at the point of encounter; without understanding what detection can and cannot do, governance recommendations are untethered from implementation reality. Cybersecurity risk is included because deepfake threats have evolved beyond disinformation — which is typically treated as a media literacy problem — into direct attacks on financial systems and authentication infrastructure, which require organizational and regulatory responses distinct from those applicable to misinformation. Governance is included because technical detection alone cannot address deepfake harm: even a perfect detector deployed on one platform does not prevent distribution through other channels, does not provide redress to affected individuals, and does not address training data consent violations that occur before any content is generated. The three dimensions are therefore not parallel topics but mutually constraining ones: the feasibility of governance depends on the state of detection, and the priorities of detection research should be shaped by the governance mandates that will determine deployment contexts.</w:t>
+      </w:r>
+    </w:p>
+    <w:p>
+      <w:pPr>
+        <w:spacing w:after="160" w:before="0" w:line="276"/>
+        <w:jc w:val="both"/>
+      </w:pPr>
+      <w:r>
+        <w:rPr>
+          <w:rFonts w:ascii="Times New Roman" w:cs="Times New Roman" w:eastAsia="Times New Roman" w:hAnsi="Times New Roman"/>
+          <w:sz w:val="22"/>
+          <w:szCs w:val="22"/>
+        </w:rPr>
+        <w:t xml:space="preserve">Detection approaches are compared across five criteria selected to capture the full range of performance considerations relevant to practitioners and policymakers, not merely researchers. Benchmark accuracy reflects controlled-condition performance as reported in primary sources — the standard metric in academic evaluation, but one that Gong &amp; Li (2024) and Lin et al. (2025) demonstrate consistently overstates real-world performance. Generalization to unseen deepfake types is included because the rapid evolution of generative architectures means a detector optimized for today's content will face out-of-distribution inputs within months; a method that achieves high benchmark accuracy but low generalization is operationally unreliable. Adversarial robustness measures resistance to evasion when the generative model is optimized specifically to defeat the detector — a threat scenario that is technically feasible and increasingly operationalized. Computational cost determines which detection approaches are compatible with real-time content moderation at platform scale; a method that requires GPU clusters for each inference is not a viable platform-wide solution. Real-time deployment feasibility synthesizes cost and latency constraints into a binary operational judgment relevant for policy mandates. Full source-level data extraction records are provided in Appendix A, and the PRISMA-style selection flowchart appears in Appendix B.</w:t>
       </w:r>
     </w:p>
     <w:p>
@@ -594,7 +4302,7 @@
           <w:sz w:val="22"/>
           <w:szCs w:val="22"/>
         </w:rPr>
-        <w:t xml:space="preserve">All supplementary materials for this project — including the structured literature review bibliography, annotated source summaries, detection comparison worksheets, and governance framework documentation — are maintained in the project repository hosted on the Dakota State University SharePoint. The repository is organized into clearly labeled folders corresponding to each section of this paper to support reproducibility and further research.</w:t>
+        <w:t xml:space="preserve">All supplementary materials for this project are maintained in a public GitHub repository hosted under the DSU Cyberops organization. The repository is organized into clearly labeled folders corresponding to each section of this paper and is designed to support reproducibility and further research. It includes the full annotated bibliography, PRISMA-style search documentation, raw data underlying all tables, detection comparison notes, governance analysis worksheets, and the final paper. The repository follows standard academic open-source conventions with a root-level README, folder-level documentation, and version-tagged releases corresponding to each paper submission.</w:t>
       </w:r>
     </w:p>
     <w:p>
@@ -610,7 +4318,7 @@
         </w:rPr>
         <w:t xml:space="preserve">Repository: </w:t>
       </w:r>
-      <w:hyperlink w:history="1" r:id="rIdnwkaks6dlhb94bpezcgfk">
+      <w:hyperlink w:history="1" r:id="rId0hsgm4yrxvngkaojbxsib">
         <w:r>
           <w:rPr>
             <w:rStyle w:val="Hyperlink"/>
@@ -618,7 +4326,7 @@
             <w:sz w:val="22"/>
             <w:szCs w:val="22"/>
           </w:rPr>
-          <w:t xml:space="preserve">https://dakotastateuniversity-my.sharepoint.com/:f:/r/personal/walther_delorbe_trojans_dsu_edu/Documents/csc727/Project727/Phantom_final/Repository?csf=1&amp;web=1&amp;e=0Z7Zmi</w:t>
+          <w:t xml:space="preserve">https://github.com/DSUcyberops/csc727</w:t>
         </w:r>
       </w:hyperlink>
     </w:p>
@@ -633,7 +4341,7 @@
           <w:sz w:val="22"/>
           <w:szCs w:val="22"/>
         </w:rPr>
-        <w:t xml:space="preserve">The repository includes the following contents organized by folder: (1) /literature — annotated bibliography entries for all 15 cited sources, with classification by analytical dimension; (2) /detection-analysis — the raw comparison data underlying Tables 1, 2, and 4, including accuracy and generalization estimates drawn from cited benchmarks; (3) /governance — legislative text excerpts and structured comparison notes underlying Table 3; (4) /ethics — synthesized notes on fairness and bias findings from the reviewed detection literature; and (5) /paper — the final report in both .pdf and .docx formats.</w:t>
+        <w:t xml:space="preserve">The repository is organized into five folders: (1) /literature — annotated bibliography for all 15 sources with analytical dimension classifications, and the PRISMA-style search protocol documenting the 340 → 60 → 30 → 15 screening process; (2) /detection-analysis — raw CSV data underlying Tables 2 and 4, per-criterion rating notes, and accuracy estimate source basis documentation; (3) /governance — raw CSV data underlying Table 3 across 7 jurisdictions, and detailed per-jurisdiction legislative analysis; (4) /ethics — detection bias synthesis by demographic group with mitigations, and extended ethical framework notes on consent, the liar's dividend, accountability, and research ethics; and (5) /paper — the final report in .docx format. A root-level README.md maps each folder to its corresponding paper section.</w:t>
       </w:r>
     </w:p>
     <w:p>
